--- a/30_Arthur_Zang_Student_Worksheet.docx
+++ b/30_Arthur_Zang_Student_Worksheet.docx
@@ -143,7 +143,7 @@
           <w:color w:val="5E5E5E"/>
           <w:sz w:val="20"/>
         </w:rPr>
-        <w:t xml:space="preserve">STUDENT WORKSHEET  ·  AGES 11–16  ·  60 MINUTES</w:t>
+        <w:t xml:space="preserve">STUDENT WORKSHEET  ·  AGES 11–16  ·  45–60 MINUTES</w:t>
       </w:r>
     </w:p>
     <w:tbl>
@@ -405,7 +405,7 @@
           <w:color w:val="1A1A1A"/>
           <w:sz w:val="27"/>
         </w:rPr>
-        <w:t xml:space="preserve">2.  Do Now</w:t>
+        <w:t xml:space="preserve">2.  Warm-Up</w:t>
       </w:r>
     </w:p>
     <w:p>
@@ -488,28 +488,6 @@
           </w:tcPr>
           <w:p>
             <w:pPr>
-              <w:keepNext/>
-              <w:spacing w:after="0"/>
-            </w:pPr>
-          </w:p>
-        </w:tc>
-      </w:tr>
-      <w:tr>
-        <w:trPr>
-          <w:trHeight w:val="442" w:hRule="exact"/>
-        </w:trPr>
-        <w:tc>
-          <w:tcPr>
-            <w:tcW w:type="dxa" w:w="9242"/>
-            <w:tcBorders>
-              <w:top w:val="nil"/>
-              <w:left w:val="nil"/>
-              <w:bottom w:val="single" w:sz="6" w:space="0" w:color="BDBDBD"/>
-              <w:right w:val="nil"/>
-            </w:tcBorders>
-          </w:tcPr>
-          <w:p>
-            <w:pPr>
               <w:spacing w:after="0"/>
             </w:pPr>
           </w:p>
@@ -590,7 +568,7 @@
       <w:r>
         <w:drawing>
           <wp:inline xmlns:a="http://schemas.openxmlformats.org/drawingml/2006/main" xmlns:pic="http://schemas.openxmlformats.org/drawingml/2006/picture">
-            <wp:extent cx="2736000" cy="2011301"/>
+            <wp:extent cx="2376000" cy="1746656"/>
             <wp:docPr id="1" name="Picture 1"/>
             <wp:cNvGraphicFramePr>
               <a:graphicFrameLocks noChangeAspect="1"/>
@@ -611,7 +589,7 @@
                   <pic:spPr>
                     <a:xfrm>
                       <a:off x="0" y="0"/>
-                      <a:ext cx="2736000" cy="2011301"/>
+                      <a:ext cx="2376000" cy="1746656"/>
                     </a:xfrm>
                     <a:prstGeom prst="rect"/>
                   </pic:spPr>
@@ -698,6 +676,22 @@
           <w:sz w:val="20"/>
         </w:rPr>
         <w:t xml:space="preserve">Building it was hard. His mother took out a bank loan to help him, he asked for support on social media, and the country's president funded the first 20 devices. In 2014, aged 26, he won a Rolex Award, and in 2016 he won the Africa Prize for Engineering Innovation from the UK's Royal Academy of Engineering. His company is called Himore Medical.</w:t>
+      </w:r>
+    </w:p>
+    <w:p>
+      <w:pPr>
+        <w:keepNext/>
+        <w:spacing w:before="0" w:after="40"/>
+      </w:pPr>
+      <w:r>
+        <w:rPr>
+          <w:rFonts w:ascii="Aptos" w:hAnsi="Aptos"/>
+          <w:b/>
+          <w:i w:val="0"/>
+          <w:color w:val="CE1126"/>
+          <w:sz w:val="21"/>
+        </w:rPr>
+        <w:t xml:space="preserve">Key words</w:t>
       </w:r>
     </w:p>
     <w:tbl>
@@ -708,7 +702,8 @@
         <w:tblLook w:firstColumn="1" w:firstRow="1" w:lastColumn="0" w:lastRow="0" w:noHBand="0" w:noVBand="1" w:val="04A0"/>
       </w:tblPr>
       <w:tblGrid>
-        <w:gridCol w:w="9242"/>
+        <w:gridCol w:w="2835"/>
+        <w:gridCol w:w="6406"/>
       </w:tblGrid>
       <w:tr>
         <w:trPr>
@@ -716,99 +711,7 @@
         </w:trPr>
         <w:tc>
           <w:tcPr>
-            <w:tcW w:type="dxa" w:w="9242"/>
-            <w:tcBorders>
-              <w:top w:val="nil"/>
-              <w:left w:val="single" w:sz="36" w:space="0" w:color="E8A800"/>
-              <w:bottom w:val="nil"/>
-              <w:right w:val="nil"/>
-            </w:tcBorders>
-            <w:shd w:val="clear" w:color="auto" w:fill="FFF3CC"/>
-            <w:tcMar>
-              <w:top w:w="110" w:type="dxa"/>
-              <w:left w:w="220" w:type="dxa"/>
-              <w:bottom w:w="110" w:type="dxa"/>
-              <w:right w:w="180" w:type="dxa"/>
-            </w:tcMar>
-          </w:tcPr>
-          <w:p>
-            <w:pPr>
-              <w:spacing w:after="60"/>
-            </w:pPr>
-            <w:r>
-              <w:rPr>
-                <w:rFonts w:ascii="Aptos" w:hAnsi="Aptos"/>
-                <w:b/>
-                <w:i w:val="0"/>
-                <w:color w:val="8A6400"/>
-                <w:sz w:val="19"/>
-              </w:rPr>
-              <w:t xml:space="preserve">DID YOU KNOW?</w:t>
-            </w:r>
-          </w:p>
-          <w:p>
-            <w:pPr>
-              <w:spacing w:after="0"/>
-            </w:pPr>
-            <w:r>
-              <w:rPr>
-                <w:rFonts w:ascii="Aptos" w:hAnsi="Aptos"/>
-                <w:b w:val="0"/>
-                <w:i w:val="0"/>
-                <w:color w:val="1A1A1A"/>
-                <w:sz w:val="20"/>
-              </w:rPr>
-              <w:t xml:space="preserve">An ECG (electrocardiogram) records the tiny electrical signals your heart makes each time it beats.</w:t>
-            </w:r>
-          </w:p>
-        </w:tc>
-      </w:tr>
-    </w:tbl>
-    <w:p>
-      <w:pPr>
-        <w:spacing w:after="0" w:line="160" w:lineRule="exact"/>
-      </w:pPr>
-      <w:r>
-        <w:rPr>
-          <w:sz w:val="4"/>
-        </w:rPr>
-      </w:r>
-    </w:p>
-    <w:p>
-      <w:pPr>
-        <w:keepNext/>
-        <w:spacing w:before="0" w:after="40"/>
-      </w:pPr>
-      <w:r>
-        <w:rPr>
-          <w:rFonts w:ascii="Aptos" w:hAnsi="Aptos"/>
-          <w:b/>
-          <w:i w:val="0"/>
-          <w:color w:val="007A3D"/>
-          <w:sz w:val="21"/>
-        </w:rPr>
-        <w:t xml:space="preserve">Word match: draw a line from each word to its meaning.</w:t>
-      </w:r>
-    </w:p>
-    <w:tbl>
-      <w:tblPr>
-        <w:tblW w:type="auto" w:w="0"/>
-        <w:jc w:val="center"/>
-        <w:tblLayout w:type="fixed"/>
-        <w:tblLook w:firstColumn="1" w:firstRow="1" w:lastColumn="0" w:lastRow="0" w:noHBand="0" w:noVBand="1" w:val="04A0"/>
-      </w:tblPr>
-      <w:tblGrid>
-        <w:gridCol w:w="1814"/>
-        <w:gridCol w:w="1814"/>
-        <w:gridCol w:w="5613"/>
-      </w:tblGrid>
-      <w:tr>
-        <w:trPr>
-          <w:cantSplit/>
-        </w:trPr>
-        <w:tc>
-          <w:tcPr>
-            <w:tcW w:type="dxa" w:w="1814"/>
+            <w:tcW w:type="dxa" w:w="2835"/>
             <w:tcBorders>
               <w:top w:val="single" w:sz="6" w:space="0" w:color="007A3D"/>
               <w:left w:val="single" w:sz="6" w:space="0" w:color="007A3D"/>
@@ -836,47 +739,13 @@
                 <w:color w:val="FFFFFF"/>
                 <w:sz w:val="21"/>
               </w:rPr>
-              <w:t xml:space="preserve">Word</w:t>
-            </w:r>
-          </w:p>
-        </w:tc>
-        <w:tc>
-          <w:tcPr>
-            <w:tcW w:type="dxa" w:w="1814"/>
-            <w:tcBorders>
-              <w:top w:val="single" w:sz="6" w:space="0" w:color="007A3D"/>
-              <w:left w:val="single" w:sz="6" w:space="0" w:color="007A3D"/>
-              <w:bottom w:val="single" w:sz="6" w:space="0" w:color="007A3D"/>
-              <w:right w:val="single" w:sz="6" w:space="0" w:color="007A3D"/>
-            </w:tcBorders>
-            <w:shd w:val="clear" w:color="auto" w:fill="007A3D"/>
-            <w:tcMar>
-              <w:top w:w="80" w:type="dxa"/>
-              <w:left w:w="140" w:type="dxa"/>
-              <w:bottom w:w="80" w:type="dxa"/>
-              <w:right w:w="140" w:type="dxa"/>
-            </w:tcMar>
-          </w:tcPr>
-          <w:p>
-            <w:pPr>
-              <w:keepNext/>
-              <w:spacing w:after="0"/>
-            </w:pPr>
-            <w:r>
-              <w:rPr>
-                <w:rFonts w:ascii="Aptos" w:hAnsi="Aptos"/>
-                <w:b/>
-                <w:i w:val="0"/>
-                <w:color w:val="FFFFFF"/>
-                <w:sz w:val="21"/>
-              </w:rPr>
-              <w:t xml:space="preserve"/>
-            </w:r>
-          </w:p>
-        </w:tc>
-        <w:tc>
-          <w:tcPr>
-            <w:tcW w:type="dxa" w:w="5613"/>
+              <w:t xml:space="preserve">Key word</w:t>
+            </w:r>
+          </w:p>
+        </w:tc>
+        <w:tc>
+          <w:tcPr>
+            <w:tcW w:type="dxa" w:w="6406"/>
             <w:tcBorders>
               <w:top w:val="single" w:sz="6" w:space="0" w:color="007A3D"/>
               <w:left w:val="single" w:sz="6" w:space="0" w:color="007A3D"/>
@@ -915,7 +784,7 @@
         </w:trPr>
         <w:tc>
           <w:tcPr>
-            <w:tcW w:type="dxa" w:w="1814"/>
+            <w:tcW w:type="dxa" w:w="2835"/>
             <w:tcBorders>
               <w:top w:val="single" w:sz="4" w:space="0" w:color="D9C58A"/>
               <w:left w:val="single" w:sz="4" w:space="0" w:color="D9C58A"/>
@@ -948,42 +817,7 @@
         </w:tc>
         <w:tc>
           <w:tcPr>
-            <w:tcW w:type="dxa" w:w="1814"/>
-            <w:tcBorders>
-              <w:top w:val="single" w:sz="4" w:space="0" w:color="D9C58A"/>
-              <w:left w:val="single" w:sz="4" w:space="0" w:color="D9C58A"/>
-              <w:bottom w:val="single" w:sz="4" w:space="0" w:color="D9C58A"/>
-              <w:right w:val="single" w:sz="4" w:space="0" w:color="D9C58A"/>
-            </w:tcBorders>
-            <w:tcMar>
-              <w:top w:w="80" w:type="dxa"/>
-              <w:left w:w="140" w:type="dxa"/>
-              <w:bottom w:w="80" w:type="dxa"/>
-              <w:right w:w="140" w:type="dxa"/>
-            </w:tcMar>
-            <w:vAlign w:val="center"/>
-          </w:tcPr>
-          <w:p>
-            <w:pPr>
-              <w:keepNext/>
-              <w:spacing w:after="0"/>
-              <w:jc w:val="center"/>
-            </w:pPr>
-            <w:r>
-              <w:rPr>
-                <w:rFonts w:ascii="Aptos" w:hAnsi="Aptos"/>
-                <w:b/>
-                <w:i w:val="0"/>
-                <w:color w:val="1A1A1A"/>
-                <w:sz w:val="24"/>
-              </w:rPr>
-              <w:t xml:space="preserve">●            ●</w:t>
-            </w:r>
-          </w:p>
-        </w:tc>
-        <w:tc>
-          <w:tcPr>
-            <w:tcW w:type="dxa" w:w="5613"/>
+            <w:tcW w:type="dxa" w:w="6406"/>
             <w:tcBorders>
               <w:top w:val="single" w:sz="4" w:space="0" w:color="D9C58A"/>
               <w:left w:val="single" w:sz="4" w:space="0" w:color="D9C58A"/>
@@ -1010,7 +844,7 @@
                 <w:color w:val="1A1A1A"/>
                 <w:sz w:val="20"/>
               </w:rPr>
-              <w:t xml:space="preserve">A doctor's decision about what is wrong</w:t>
+              <w:t xml:space="preserve">a doctor who specialises in the heart</w:t>
             </w:r>
           </w:p>
         </w:tc>
@@ -1021,7 +855,7 @@
         </w:trPr>
         <w:tc>
           <w:tcPr>
-            <w:tcW w:type="dxa" w:w="1814"/>
+            <w:tcW w:type="dxa" w:w="2835"/>
             <w:tcBorders>
               <w:top w:val="single" w:sz="4" w:space="0" w:color="D9C58A"/>
               <w:left w:val="single" w:sz="4" w:space="0" w:color="D9C58A"/>
@@ -1054,42 +888,7 @@
         </w:tc>
         <w:tc>
           <w:tcPr>
-            <w:tcW w:type="dxa" w:w="1814"/>
-            <w:tcBorders>
-              <w:top w:val="single" w:sz="4" w:space="0" w:color="D9C58A"/>
-              <w:left w:val="single" w:sz="4" w:space="0" w:color="D9C58A"/>
-              <w:bottom w:val="single" w:sz="4" w:space="0" w:color="D9C58A"/>
-              <w:right w:val="single" w:sz="4" w:space="0" w:color="D9C58A"/>
-            </w:tcBorders>
-            <w:tcMar>
-              <w:top w:w="80" w:type="dxa"/>
-              <w:left w:w="140" w:type="dxa"/>
-              <w:bottom w:w="80" w:type="dxa"/>
-              <w:right w:w="140" w:type="dxa"/>
-            </w:tcMar>
-            <w:vAlign w:val="center"/>
-          </w:tcPr>
-          <w:p>
-            <w:pPr>
-              <w:keepNext/>
-              <w:spacing w:after="0"/>
-              <w:jc w:val="center"/>
-            </w:pPr>
-            <w:r>
-              <w:rPr>
-                <w:rFonts w:ascii="Aptos" w:hAnsi="Aptos"/>
-                <w:b/>
-                <w:i w:val="0"/>
-                <w:color w:val="1A1A1A"/>
-                <w:sz w:val="24"/>
-              </w:rPr>
-              <w:t xml:space="preserve">●            ●</w:t>
-            </w:r>
-          </w:p>
-        </w:tc>
-        <w:tc>
-          <w:tcPr>
-            <w:tcW w:type="dxa" w:w="5613"/>
+            <w:tcW w:type="dxa" w:w="6406"/>
             <w:tcBorders>
               <w:top w:val="single" w:sz="4" w:space="0" w:color="D9C58A"/>
               <w:left w:val="single" w:sz="4" w:space="0" w:color="D9C58A"/>
@@ -1116,7 +915,7 @@
                 <w:color w:val="1A1A1A"/>
                 <w:sz w:val="20"/>
               </w:rPr>
-              <w:t xml:space="preserve">A doctor who specialises in the heart</w:t>
+              <w:t xml:space="preserve">a test that records the heart's electrical signals</w:t>
             </w:r>
           </w:p>
         </w:tc>
@@ -1127,7 +926,7 @@
         </w:trPr>
         <w:tc>
           <w:tcPr>
-            <w:tcW w:type="dxa" w:w="1814"/>
+            <w:tcW w:type="dxa" w:w="2835"/>
             <w:tcBorders>
               <w:top w:val="single" w:sz="4" w:space="0" w:color="D9C58A"/>
               <w:left w:val="single" w:sz="4" w:space="0" w:color="D9C58A"/>
@@ -1160,42 +959,7 @@
         </w:tc>
         <w:tc>
           <w:tcPr>
-            <w:tcW w:type="dxa" w:w="1814"/>
-            <w:tcBorders>
-              <w:top w:val="single" w:sz="4" w:space="0" w:color="D9C58A"/>
-              <w:left w:val="single" w:sz="4" w:space="0" w:color="D9C58A"/>
-              <w:bottom w:val="single" w:sz="4" w:space="0" w:color="D9C58A"/>
-              <w:right w:val="single" w:sz="4" w:space="0" w:color="D9C58A"/>
-            </w:tcBorders>
-            <w:tcMar>
-              <w:top w:w="80" w:type="dxa"/>
-              <w:left w:w="140" w:type="dxa"/>
-              <w:bottom w:w="80" w:type="dxa"/>
-              <w:right w:w="140" w:type="dxa"/>
-            </w:tcMar>
-            <w:vAlign w:val="center"/>
-          </w:tcPr>
-          <w:p>
-            <w:pPr>
-              <w:keepNext/>
-              <w:spacing w:after="0"/>
-              <w:jc w:val="center"/>
-            </w:pPr>
-            <w:r>
-              <w:rPr>
-                <w:rFonts w:ascii="Aptos" w:hAnsi="Aptos"/>
-                <w:b/>
-                <w:i w:val="0"/>
-                <w:color w:val="1A1A1A"/>
-                <w:sz w:val="24"/>
-              </w:rPr>
-              <w:t xml:space="preserve">●            ●</w:t>
-            </w:r>
-          </w:p>
-        </w:tc>
-        <w:tc>
-          <w:tcPr>
-            <w:tcW w:type="dxa" w:w="5613"/>
+            <w:tcW w:type="dxa" w:w="6406"/>
             <w:tcBorders>
               <w:top w:val="single" w:sz="4" w:space="0" w:color="D9C58A"/>
               <w:left w:val="single" w:sz="4" w:space="0" w:color="D9C58A"/>
@@ -1222,7 +986,7 @@
                 <w:color w:val="1A1A1A"/>
                 <w:sz w:val="20"/>
               </w:rPr>
-              <w:t xml:space="preserve">A person who creates something new</w:t>
+              <w:t xml:space="preserve">in the countryside, away from towns</w:t>
             </w:r>
           </w:p>
         </w:tc>
@@ -1233,7 +997,7 @@
         </w:trPr>
         <w:tc>
           <w:tcPr>
-            <w:tcW w:type="dxa" w:w="1814"/>
+            <w:tcW w:type="dxa" w:w="2835"/>
             <w:tcBorders>
               <w:top w:val="single" w:sz="4" w:space="0" w:color="D9C58A"/>
               <w:left w:val="single" w:sz="4" w:space="0" w:color="D9C58A"/>
@@ -1266,42 +1030,7 @@
         </w:tc>
         <w:tc>
           <w:tcPr>
-            <w:tcW w:type="dxa" w:w="1814"/>
-            <w:tcBorders>
-              <w:top w:val="single" w:sz="4" w:space="0" w:color="D9C58A"/>
-              <w:left w:val="single" w:sz="4" w:space="0" w:color="D9C58A"/>
-              <w:bottom w:val="single" w:sz="4" w:space="0" w:color="D9C58A"/>
-              <w:right w:val="single" w:sz="4" w:space="0" w:color="D9C58A"/>
-            </w:tcBorders>
-            <w:tcMar>
-              <w:top w:w="80" w:type="dxa"/>
-              <w:left w:w="140" w:type="dxa"/>
-              <w:bottom w:w="80" w:type="dxa"/>
-              <w:right w:w="140" w:type="dxa"/>
-            </w:tcMar>
-            <w:vAlign w:val="center"/>
-          </w:tcPr>
-          <w:p>
-            <w:pPr>
-              <w:keepNext/>
-              <w:spacing w:after="0"/>
-              <w:jc w:val="center"/>
-            </w:pPr>
-            <w:r>
-              <w:rPr>
-                <w:rFonts w:ascii="Aptos" w:hAnsi="Aptos"/>
-                <w:b/>
-                <w:i w:val="0"/>
-                <w:color w:val="1A1A1A"/>
-                <w:sz w:val="24"/>
-              </w:rPr>
-              <w:t xml:space="preserve">●            ●</w:t>
-            </w:r>
-          </w:p>
-        </w:tc>
-        <w:tc>
-          <w:tcPr>
-            <w:tcW w:type="dxa" w:w="5613"/>
+            <w:tcW w:type="dxa" w:w="6406"/>
             <w:tcBorders>
               <w:top w:val="single" w:sz="4" w:space="0" w:color="D9C58A"/>
               <w:left w:val="single" w:sz="4" w:space="0" w:color="D9C58A"/>
@@ -1328,7 +1057,7 @@
                 <w:color w:val="1A1A1A"/>
                 <w:sz w:val="20"/>
               </w:rPr>
-              <w:t xml:space="preserve">A test that records the heart's electrical signals</w:t>
+              <w:t xml:space="preserve">a person who creates something new</w:t>
             </w:r>
           </w:p>
         </w:tc>
@@ -1339,7 +1068,7 @@
         </w:trPr>
         <w:tc>
           <w:tcPr>
-            <w:tcW w:type="dxa" w:w="1814"/>
+            <w:tcW w:type="dxa" w:w="2835"/>
             <w:tcBorders>
               <w:top w:val="single" w:sz="4" w:space="0" w:color="D9C58A"/>
               <w:left w:val="single" w:sz="4" w:space="0" w:color="D9C58A"/>
@@ -1371,41 +1100,7 @@
         </w:tc>
         <w:tc>
           <w:tcPr>
-            <w:tcW w:type="dxa" w:w="1814"/>
-            <w:tcBorders>
-              <w:top w:val="single" w:sz="4" w:space="0" w:color="D9C58A"/>
-              <w:left w:val="single" w:sz="4" w:space="0" w:color="D9C58A"/>
-              <w:bottom w:val="single" w:sz="4" w:space="0" w:color="D9C58A"/>
-              <w:right w:val="single" w:sz="4" w:space="0" w:color="D9C58A"/>
-            </w:tcBorders>
-            <w:tcMar>
-              <w:top w:w="80" w:type="dxa"/>
-              <w:left w:w="140" w:type="dxa"/>
-              <w:bottom w:w="80" w:type="dxa"/>
-              <w:right w:w="140" w:type="dxa"/>
-            </w:tcMar>
-            <w:vAlign w:val="center"/>
-          </w:tcPr>
-          <w:p>
-            <w:pPr>
-              <w:spacing w:after="0"/>
-              <w:jc w:val="center"/>
-            </w:pPr>
-            <w:r>
-              <w:rPr>
-                <w:rFonts w:ascii="Aptos" w:hAnsi="Aptos"/>
-                <w:b/>
-                <w:i w:val="0"/>
-                <w:color w:val="1A1A1A"/>
-                <w:sz w:val="24"/>
-              </w:rPr>
-              <w:t xml:space="preserve">●            ●</w:t>
-            </w:r>
-          </w:p>
-        </w:tc>
-        <w:tc>
-          <w:tcPr>
-            <w:tcW w:type="dxa" w:w="5613"/>
+            <w:tcW w:type="dxa" w:w="6406"/>
             <w:tcBorders>
               <w:top w:val="single" w:sz="4" w:space="0" w:color="D9C58A"/>
               <w:left w:val="single" w:sz="4" w:space="0" w:color="D9C58A"/>
@@ -1431,7 +1126,7 @@
                 <w:color w:val="1A1A1A"/>
                 <w:sz w:val="20"/>
               </w:rPr>
-              <w:t xml:space="preserve">In the countryside, away from towns</w:t>
+              <w:t xml:space="preserve">a doctor's decision about what is wrong</w:t>
             </w:r>
           </w:p>
         </w:tc>
@@ -1468,23 +1163,696 @@
           <w:color w:val="FFFFFF"/>
           <w:sz w:val="27"/>
         </w:rPr>
-        <w:t xml:space="preserve">4.  How Does the Cardiopad Work?</w:t>
+        <w:t xml:space="preserve">4.  Activities</w:t>
       </w:r>
     </w:p>
     <w:p>
       <w:pPr>
         <w:keepNext/>
-        <w:spacing w:before="0" w:after="120"/>
+        <w:spacing w:before="0" w:after="40"/>
       </w:pPr>
       <w:r>
         <w:rPr>
           <w:rFonts w:ascii="Aptos" w:hAnsi="Aptos"/>
-          <w:b w:val="0"/>
+          <w:b/>
           <w:i w:val="0"/>
-          <w:color w:val="1A1A1A"/>
-          <w:sz w:val="20"/>
+          <w:color w:val="CE1126"/>
+          <w:sz w:val="21"/>
         </w:rPr>
-        <w:t xml:space="preserve">Number the steps 1 to 6 in the right order.</w:t>
+        <w:t xml:space="preserve">▶  MATCH IT — WRITE THE LETTER IN THE BOX</w:t>
+      </w:r>
+    </w:p>
+    <w:tbl>
+      <w:tblPr>
+        <w:tblW w:type="auto" w:w="0"/>
+        <w:jc w:val="center"/>
+        <w:tblLayout w:type="fixed"/>
+        <w:tblLook w:firstColumn="1" w:firstRow="1" w:lastColumn="0" w:lastRow="0" w:noHBand="0" w:noVBand="1" w:val="04A0"/>
+      </w:tblPr>
+      <w:tblGrid>
+        <w:gridCol w:w="2268"/>
+        <w:gridCol w:w="1134"/>
+        <w:gridCol w:w="5839"/>
+      </w:tblGrid>
+      <w:tr>
+        <w:trPr>
+          <w:cantSplit/>
+        </w:trPr>
+        <w:tc>
+          <w:tcPr>
+            <w:tcW w:type="dxa" w:w="2268"/>
+            <w:tcBorders>
+              <w:top w:val="single" w:sz="6" w:space="0" w:color="007A3D"/>
+              <w:left w:val="single" w:sz="6" w:space="0" w:color="007A3D"/>
+              <w:bottom w:val="single" w:sz="6" w:space="0" w:color="007A3D"/>
+              <w:right w:val="single" w:sz="6" w:space="0" w:color="007A3D"/>
+            </w:tcBorders>
+            <w:shd w:val="clear" w:color="auto" w:fill="007A3D"/>
+            <w:tcMar>
+              <w:top w:w="80" w:type="dxa"/>
+              <w:left w:w="140" w:type="dxa"/>
+              <w:bottom w:w="80" w:type="dxa"/>
+              <w:right w:w="140" w:type="dxa"/>
+            </w:tcMar>
+          </w:tcPr>
+          <w:p>
+            <w:pPr>
+              <w:keepNext/>
+              <w:spacing w:after="0"/>
+            </w:pPr>
+            <w:r>
+              <w:rPr>
+                <w:rFonts w:ascii="Aptos" w:hAnsi="Aptos"/>
+                <w:b/>
+                <w:i w:val="0"/>
+                <w:color w:val="FFFFFF"/>
+                <w:sz w:val="21"/>
+              </w:rPr>
+              <w:t xml:space="preserve">Key word</w:t>
+            </w:r>
+          </w:p>
+        </w:tc>
+        <w:tc>
+          <w:tcPr>
+            <w:tcW w:type="dxa" w:w="1134"/>
+            <w:tcBorders>
+              <w:top w:val="single" w:sz="6" w:space="0" w:color="007A3D"/>
+              <w:left w:val="single" w:sz="6" w:space="0" w:color="007A3D"/>
+              <w:bottom w:val="single" w:sz="6" w:space="0" w:color="007A3D"/>
+              <w:right w:val="single" w:sz="6" w:space="0" w:color="007A3D"/>
+            </w:tcBorders>
+            <w:shd w:val="clear" w:color="auto" w:fill="007A3D"/>
+            <w:tcMar>
+              <w:top w:w="80" w:type="dxa"/>
+              <w:left w:w="140" w:type="dxa"/>
+              <w:bottom w:w="80" w:type="dxa"/>
+              <w:right w:w="140" w:type="dxa"/>
+            </w:tcMar>
+          </w:tcPr>
+          <w:p>
+            <w:pPr>
+              <w:keepNext/>
+              <w:spacing w:after="0"/>
+            </w:pPr>
+            <w:r>
+              <w:rPr>
+                <w:rFonts w:ascii="Aptos" w:hAnsi="Aptos"/>
+                <w:b/>
+                <w:i w:val="0"/>
+                <w:color w:val="FFFFFF"/>
+                <w:sz w:val="21"/>
+              </w:rPr>
+              <w:t xml:space="preserve">Letter</w:t>
+            </w:r>
+          </w:p>
+        </w:tc>
+        <w:tc>
+          <w:tcPr>
+            <w:tcW w:type="dxa" w:w="5839"/>
+            <w:tcBorders>
+              <w:top w:val="single" w:sz="6" w:space="0" w:color="007A3D"/>
+              <w:left w:val="single" w:sz="6" w:space="0" w:color="007A3D"/>
+              <w:bottom w:val="single" w:sz="6" w:space="0" w:color="007A3D"/>
+              <w:right w:val="single" w:sz="6" w:space="0" w:color="007A3D"/>
+            </w:tcBorders>
+            <w:shd w:val="clear" w:color="auto" w:fill="007A3D"/>
+            <w:tcMar>
+              <w:top w:w="80" w:type="dxa"/>
+              <w:left w:w="140" w:type="dxa"/>
+              <w:bottom w:w="80" w:type="dxa"/>
+              <w:right w:w="140" w:type="dxa"/>
+            </w:tcMar>
+          </w:tcPr>
+          <w:p>
+            <w:pPr>
+              <w:keepNext/>
+              <w:spacing w:after="0"/>
+            </w:pPr>
+            <w:r>
+              <w:rPr>
+                <w:rFonts w:ascii="Aptos" w:hAnsi="Aptos"/>
+                <w:b/>
+                <w:i w:val="0"/>
+                <w:color w:val="FFFFFF"/>
+                <w:sz w:val="21"/>
+              </w:rPr>
+              <w:t xml:space="preserve">Meaning</w:t>
+            </w:r>
+          </w:p>
+        </w:tc>
+      </w:tr>
+      <w:tr>
+        <w:trPr>
+          <w:cantSplit/>
+        </w:trPr>
+        <w:tc>
+          <w:tcPr>
+            <w:tcW w:type="dxa" w:w="2268"/>
+            <w:tcBorders>
+              <w:top w:val="single" w:sz="4" w:space="0" w:color="D9C58A"/>
+              <w:left w:val="single" w:sz="4" w:space="0" w:color="D9C58A"/>
+              <w:bottom w:val="single" w:sz="4" w:space="0" w:color="D9C58A"/>
+              <w:right w:val="single" w:sz="4" w:space="0" w:color="D9C58A"/>
+            </w:tcBorders>
+            <w:tcMar>
+              <w:top w:w="80" w:type="dxa"/>
+              <w:left w:w="140" w:type="dxa"/>
+              <w:bottom w:w="80" w:type="dxa"/>
+              <w:right w:w="140" w:type="dxa"/>
+            </w:tcMar>
+          </w:tcPr>
+          <w:p>
+            <w:pPr>
+              <w:keepNext/>
+              <w:spacing w:after="0"/>
+            </w:pPr>
+            <w:r>
+              <w:rPr>
+                <w:rFonts w:ascii="Aptos" w:hAnsi="Aptos"/>
+                <w:b w:val="0"/>
+                <w:i w:val="0"/>
+                <w:color w:val="1A1A1A"/>
+                <w:sz w:val="20"/>
+              </w:rPr>
+              <w:t xml:space="preserve">Cardiologist</w:t>
+            </w:r>
+          </w:p>
+        </w:tc>
+        <w:tc>
+          <w:tcPr>
+            <w:tcW w:type="dxa" w:w="1134"/>
+            <w:tcBorders>
+              <w:top w:val="single" w:sz="4" w:space="0" w:color="D9C58A"/>
+              <w:left w:val="single" w:sz="4" w:space="0" w:color="D9C58A"/>
+              <w:bottom w:val="single" w:sz="4" w:space="0" w:color="D9C58A"/>
+              <w:right w:val="single" w:sz="4" w:space="0" w:color="D9C58A"/>
+            </w:tcBorders>
+            <w:tcMar>
+              <w:top w:w="80" w:type="dxa"/>
+              <w:left w:w="140" w:type="dxa"/>
+              <w:bottom w:w="80" w:type="dxa"/>
+              <w:right w:w="140" w:type="dxa"/>
+            </w:tcMar>
+            <w:vAlign w:val="center"/>
+          </w:tcPr>
+          <w:p>
+            <w:pPr>
+              <w:keepNext/>
+              <w:spacing w:after="0"/>
+              <w:jc w:val="center"/>
+            </w:pPr>
+            <w:r>
+              <w:rPr>
+                <w:rFonts w:ascii="Aptos" w:hAnsi="Aptos"/>
+                <w:b/>
+                <w:i w:val="0"/>
+                <w:color w:val="1A1A1A"/>
+                <w:sz w:val="24"/>
+              </w:rPr>
+              <w:t xml:space="preserve"/>
+            </w:r>
+          </w:p>
+        </w:tc>
+        <w:tc>
+          <w:tcPr>
+            <w:tcW w:type="dxa" w:w="5839"/>
+            <w:tcBorders>
+              <w:top w:val="single" w:sz="4" w:space="0" w:color="D9C58A"/>
+              <w:left w:val="single" w:sz="4" w:space="0" w:color="D9C58A"/>
+              <w:bottom w:val="single" w:sz="4" w:space="0" w:color="D9C58A"/>
+              <w:right w:val="single" w:sz="4" w:space="0" w:color="D9C58A"/>
+            </w:tcBorders>
+            <w:tcMar>
+              <w:top w:w="80" w:type="dxa"/>
+              <w:left w:w="140" w:type="dxa"/>
+              <w:bottom w:w="80" w:type="dxa"/>
+              <w:right w:w="140" w:type="dxa"/>
+            </w:tcMar>
+          </w:tcPr>
+          <w:p>
+            <w:pPr>
+              <w:keepNext/>
+              <w:spacing w:after="0"/>
+            </w:pPr>
+            <w:r>
+              <w:rPr>
+                <w:rFonts w:ascii="Aptos" w:hAnsi="Aptos"/>
+                <w:b w:val="0"/>
+                <w:i w:val="0"/>
+                <w:color w:val="1A1A1A"/>
+                <w:sz w:val="20"/>
+              </w:rPr>
+              <w:t xml:space="preserve">A.  in the countryside, away from towns</w:t>
+            </w:r>
+          </w:p>
+        </w:tc>
+      </w:tr>
+      <w:tr>
+        <w:trPr>
+          <w:cantSplit/>
+        </w:trPr>
+        <w:tc>
+          <w:tcPr>
+            <w:tcW w:type="dxa" w:w="2268"/>
+            <w:tcBorders>
+              <w:top w:val="single" w:sz="4" w:space="0" w:color="D9C58A"/>
+              <w:left w:val="single" w:sz="4" w:space="0" w:color="D9C58A"/>
+              <w:bottom w:val="single" w:sz="4" w:space="0" w:color="D9C58A"/>
+              <w:right w:val="single" w:sz="4" w:space="0" w:color="D9C58A"/>
+            </w:tcBorders>
+            <w:tcMar>
+              <w:top w:w="80" w:type="dxa"/>
+              <w:left w:w="140" w:type="dxa"/>
+              <w:bottom w:w="80" w:type="dxa"/>
+              <w:right w:w="140" w:type="dxa"/>
+            </w:tcMar>
+          </w:tcPr>
+          <w:p>
+            <w:pPr>
+              <w:keepNext/>
+              <w:spacing w:after="0"/>
+            </w:pPr>
+            <w:r>
+              <w:rPr>
+                <w:rFonts w:ascii="Aptos" w:hAnsi="Aptos"/>
+                <w:b w:val="0"/>
+                <w:i w:val="0"/>
+                <w:color w:val="1A1A1A"/>
+                <w:sz w:val="20"/>
+              </w:rPr>
+              <w:t xml:space="preserve">ECG</w:t>
+            </w:r>
+          </w:p>
+        </w:tc>
+        <w:tc>
+          <w:tcPr>
+            <w:tcW w:type="dxa" w:w="1134"/>
+            <w:tcBorders>
+              <w:top w:val="single" w:sz="4" w:space="0" w:color="D9C58A"/>
+              <w:left w:val="single" w:sz="4" w:space="0" w:color="D9C58A"/>
+              <w:bottom w:val="single" w:sz="4" w:space="0" w:color="D9C58A"/>
+              <w:right w:val="single" w:sz="4" w:space="0" w:color="D9C58A"/>
+            </w:tcBorders>
+            <w:tcMar>
+              <w:top w:w="80" w:type="dxa"/>
+              <w:left w:w="140" w:type="dxa"/>
+              <w:bottom w:w="80" w:type="dxa"/>
+              <w:right w:w="140" w:type="dxa"/>
+            </w:tcMar>
+            <w:vAlign w:val="center"/>
+          </w:tcPr>
+          <w:p>
+            <w:pPr>
+              <w:keepNext/>
+              <w:spacing w:after="0"/>
+              <w:jc w:val="center"/>
+            </w:pPr>
+            <w:r>
+              <w:rPr>
+                <w:rFonts w:ascii="Aptos" w:hAnsi="Aptos"/>
+                <w:b/>
+                <w:i w:val="0"/>
+                <w:color w:val="1A1A1A"/>
+                <w:sz w:val="24"/>
+              </w:rPr>
+              <w:t xml:space="preserve"/>
+            </w:r>
+          </w:p>
+        </w:tc>
+        <w:tc>
+          <w:tcPr>
+            <w:tcW w:type="dxa" w:w="5839"/>
+            <w:tcBorders>
+              <w:top w:val="single" w:sz="4" w:space="0" w:color="D9C58A"/>
+              <w:left w:val="single" w:sz="4" w:space="0" w:color="D9C58A"/>
+              <w:bottom w:val="single" w:sz="4" w:space="0" w:color="D9C58A"/>
+              <w:right w:val="single" w:sz="4" w:space="0" w:color="D9C58A"/>
+            </w:tcBorders>
+            <w:tcMar>
+              <w:top w:w="80" w:type="dxa"/>
+              <w:left w:w="140" w:type="dxa"/>
+              <w:bottom w:w="80" w:type="dxa"/>
+              <w:right w:w="140" w:type="dxa"/>
+            </w:tcMar>
+          </w:tcPr>
+          <w:p>
+            <w:pPr>
+              <w:keepNext/>
+              <w:spacing w:after="0"/>
+            </w:pPr>
+            <w:r>
+              <w:rPr>
+                <w:rFonts w:ascii="Aptos" w:hAnsi="Aptos"/>
+                <w:b w:val="0"/>
+                <w:i w:val="0"/>
+                <w:color w:val="1A1A1A"/>
+                <w:sz w:val="20"/>
+              </w:rPr>
+              <w:t xml:space="preserve">B.  a doctor who specialises in the heart</w:t>
+            </w:r>
+          </w:p>
+        </w:tc>
+      </w:tr>
+      <w:tr>
+        <w:trPr>
+          <w:cantSplit/>
+        </w:trPr>
+        <w:tc>
+          <w:tcPr>
+            <w:tcW w:type="dxa" w:w="2268"/>
+            <w:tcBorders>
+              <w:top w:val="single" w:sz="4" w:space="0" w:color="D9C58A"/>
+              <w:left w:val="single" w:sz="4" w:space="0" w:color="D9C58A"/>
+              <w:bottom w:val="single" w:sz="4" w:space="0" w:color="D9C58A"/>
+              <w:right w:val="single" w:sz="4" w:space="0" w:color="D9C58A"/>
+            </w:tcBorders>
+            <w:tcMar>
+              <w:top w:w="80" w:type="dxa"/>
+              <w:left w:w="140" w:type="dxa"/>
+              <w:bottom w:w="80" w:type="dxa"/>
+              <w:right w:w="140" w:type="dxa"/>
+            </w:tcMar>
+          </w:tcPr>
+          <w:p>
+            <w:pPr>
+              <w:keepNext/>
+              <w:spacing w:after="0"/>
+            </w:pPr>
+            <w:r>
+              <w:rPr>
+                <w:rFonts w:ascii="Aptos" w:hAnsi="Aptos"/>
+                <w:b w:val="0"/>
+                <w:i w:val="0"/>
+                <w:color w:val="1A1A1A"/>
+                <w:sz w:val="20"/>
+              </w:rPr>
+              <w:t xml:space="preserve">Rural</w:t>
+            </w:r>
+          </w:p>
+        </w:tc>
+        <w:tc>
+          <w:tcPr>
+            <w:tcW w:type="dxa" w:w="1134"/>
+            <w:tcBorders>
+              <w:top w:val="single" w:sz="4" w:space="0" w:color="D9C58A"/>
+              <w:left w:val="single" w:sz="4" w:space="0" w:color="D9C58A"/>
+              <w:bottom w:val="single" w:sz="4" w:space="0" w:color="D9C58A"/>
+              <w:right w:val="single" w:sz="4" w:space="0" w:color="D9C58A"/>
+            </w:tcBorders>
+            <w:tcMar>
+              <w:top w:w="80" w:type="dxa"/>
+              <w:left w:w="140" w:type="dxa"/>
+              <w:bottom w:w="80" w:type="dxa"/>
+              <w:right w:w="140" w:type="dxa"/>
+            </w:tcMar>
+            <w:vAlign w:val="center"/>
+          </w:tcPr>
+          <w:p>
+            <w:pPr>
+              <w:keepNext/>
+              <w:spacing w:after="0"/>
+              <w:jc w:val="center"/>
+            </w:pPr>
+            <w:r>
+              <w:rPr>
+                <w:rFonts w:ascii="Aptos" w:hAnsi="Aptos"/>
+                <w:b/>
+                <w:i w:val="0"/>
+                <w:color w:val="1A1A1A"/>
+                <w:sz w:val="24"/>
+              </w:rPr>
+              <w:t xml:space="preserve"/>
+            </w:r>
+          </w:p>
+        </w:tc>
+        <w:tc>
+          <w:tcPr>
+            <w:tcW w:type="dxa" w:w="5839"/>
+            <w:tcBorders>
+              <w:top w:val="single" w:sz="4" w:space="0" w:color="D9C58A"/>
+              <w:left w:val="single" w:sz="4" w:space="0" w:color="D9C58A"/>
+              <w:bottom w:val="single" w:sz="4" w:space="0" w:color="D9C58A"/>
+              <w:right w:val="single" w:sz="4" w:space="0" w:color="D9C58A"/>
+            </w:tcBorders>
+            <w:tcMar>
+              <w:top w:w="80" w:type="dxa"/>
+              <w:left w:w="140" w:type="dxa"/>
+              <w:bottom w:w="80" w:type="dxa"/>
+              <w:right w:w="140" w:type="dxa"/>
+            </w:tcMar>
+          </w:tcPr>
+          <w:p>
+            <w:pPr>
+              <w:keepNext/>
+              <w:spacing w:after="0"/>
+            </w:pPr>
+            <w:r>
+              <w:rPr>
+                <w:rFonts w:ascii="Aptos" w:hAnsi="Aptos"/>
+                <w:b w:val="0"/>
+                <w:i w:val="0"/>
+                <w:color w:val="1A1A1A"/>
+                <w:sz w:val="20"/>
+              </w:rPr>
+              <w:t xml:space="preserve">C.  a test that records the heart's electrical signals</w:t>
+            </w:r>
+          </w:p>
+        </w:tc>
+      </w:tr>
+      <w:tr>
+        <w:trPr>
+          <w:cantSplit/>
+        </w:trPr>
+        <w:tc>
+          <w:tcPr>
+            <w:tcW w:type="dxa" w:w="2268"/>
+            <w:tcBorders>
+              <w:top w:val="single" w:sz="4" w:space="0" w:color="D9C58A"/>
+              <w:left w:val="single" w:sz="4" w:space="0" w:color="D9C58A"/>
+              <w:bottom w:val="single" w:sz="4" w:space="0" w:color="D9C58A"/>
+              <w:right w:val="single" w:sz="4" w:space="0" w:color="D9C58A"/>
+            </w:tcBorders>
+            <w:tcMar>
+              <w:top w:w="80" w:type="dxa"/>
+              <w:left w:w="140" w:type="dxa"/>
+              <w:bottom w:w="80" w:type="dxa"/>
+              <w:right w:w="140" w:type="dxa"/>
+            </w:tcMar>
+          </w:tcPr>
+          <w:p>
+            <w:pPr>
+              <w:keepNext/>
+              <w:spacing w:after="0"/>
+            </w:pPr>
+            <w:r>
+              <w:rPr>
+                <w:rFonts w:ascii="Aptos" w:hAnsi="Aptos"/>
+                <w:b w:val="0"/>
+                <w:i w:val="0"/>
+                <w:color w:val="1A1A1A"/>
+                <w:sz w:val="20"/>
+              </w:rPr>
+              <w:t xml:space="preserve">Inventor</w:t>
+            </w:r>
+          </w:p>
+        </w:tc>
+        <w:tc>
+          <w:tcPr>
+            <w:tcW w:type="dxa" w:w="1134"/>
+            <w:tcBorders>
+              <w:top w:val="single" w:sz="4" w:space="0" w:color="D9C58A"/>
+              <w:left w:val="single" w:sz="4" w:space="0" w:color="D9C58A"/>
+              <w:bottom w:val="single" w:sz="4" w:space="0" w:color="D9C58A"/>
+              <w:right w:val="single" w:sz="4" w:space="0" w:color="D9C58A"/>
+            </w:tcBorders>
+            <w:tcMar>
+              <w:top w:w="80" w:type="dxa"/>
+              <w:left w:w="140" w:type="dxa"/>
+              <w:bottom w:w="80" w:type="dxa"/>
+              <w:right w:w="140" w:type="dxa"/>
+            </w:tcMar>
+            <w:vAlign w:val="center"/>
+          </w:tcPr>
+          <w:p>
+            <w:pPr>
+              <w:keepNext/>
+              <w:spacing w:after="0"/>
+              <w:jc w:val="center"/>
+            </w:pPr>
+            <w:r>
+              <w:rPr>
+                <w:rFonts w:ascii="Aptos" w:hAnsi="Aptos"/>
+                <w:b/>
+                <w:i w:val="0"/>
+                <w:color w:val="1A1A1A"/>
+                <w:sz w:val="24"/>
+              </w:rPr>
+              <w:t xml:space="preserve"/>
+            </w:r>
+          </w:p>
+        </w:tc>
+        <w:tc>
+          <w:tcPr>
+            <w:tcW w:type="dxa" w:w="5839"/>
+            <w:tcBorders>
+              <w:top w:val="single" w:sz="4" w:space="0" w:color="D9C58A"/>
+              <w:left w:val="single" w:sz="4" w:space="0" w:color="D9C58A"/>
+              <w:bottom w:val="single" w:sz="4" w:space="0" w:color="D9C58A"/>
+              <w:right w:val="single" w:sz="4" w:space="0" w:color="D9C58A"/>
+            </w:tcBorders>
+            <w:tcMar>
+              <w:top w:w="80" w:type="dxa"/>
+              <w:left w:w="140" w:type="dxa"/>
+              <w:bottom w:w="80" w:type="dxa"/>
+              <w:right w:w="140" w:type="dxa"/>
+            </w:tcMar>
+          </w:tcPr>
+          <w:p>
+            <w:pPr>
+              <w:keepNext/>
+              <w:spacing w:after="0"/>
+            </w:pPr>
+            <w:r>
+              <w:rPr>
+                <w:rFonts w:ascii="Aptos" w:hAnsi="Aptos"/>
+                <w:b w:val="0"/>
+                <w:i w:val="0"/>
+                <w:color w:val="1A1A1A"/>
+                <w:sz w:val="20"/>
+              </w:rPr>
+              <w:t xml:space="preserve">D.  a doctor's decision about what is wrong</w:t>
+            </w:r>
+          </w:p>
+        </w:tc>
+      </w:tr>
+      <w:tr>
+        <w:trPr>
+          <w:cantSplit/>
+        </w:trPr>
+        <w:tc>
+          <w:tcPr>
+            <w:tcW w:type="dxa" w:w="2268"/>
+            <w:tcBorders>
+              <w:top w:val="single" w:sz="4" w:space="0" w:color="D9C58A"/>
+              <w:left w:val="single" w:sz="4" w:space="0" w:color="D9C58A"/>
+              <w:bottom w:val="single" w:sz="4" w:space="0" w:color="D9C58A"/>
+              <w:right w:val="single" w:sz="4" w:space="0" w:color="D9C58A"/>
+            </w:tcBorders>
+            <w:tcMar>
+              <w:top w:w="80" w:type="dxa"/>
+              <w:left w:w="140" w:type="dxa"/>
+              <w:bottom w:w="80" w:type="dxa"/>
+              <w:right w:w="140" w:type="dxa"/>
+            </w:tcMar>
+          </w:tcPr>
+          <w:p>
+            <w:pPr>
+              <w:spacing w:after="0"/>
+            </w:pPr>
+            <w:r>
+              <w:rPr>
+                <w:rFonts w:ascii="Aptos" w:hAnsi="Aptos"/>
+                <w:b w:val="0"/>
+                <w:i w:val="0"/>
+                <w:color w:val="1A1A1A"/>
+                <w:sz w:val="20"/>
+              </w:rPr>
+              <w:t xml:space="preserve">Diagnosis</w:t>
+            </w:r>
+          </w:p>
+        </w:tc>
+        <w:tc>
+          <w:tcPr>
+            <w:tcW w:type="dxa" w:w="1134"/>
+            <w:tcBorders>
+              <w:top w:val="single" w:sz="4" w:space="0" w:color="D9C58A"/>
+              <w:left w:val="single" w:sz="4" w:space="0" w:color="D9C58A"/>
+              <w:bottom w:val="single" w:sz="4" w:space="0" w:color="D9C58A"/>
+              <w:right w:val="single" w:sz="4" w:space="0" w:color="D9C58A"/>
+            </w:tcBorders>
+            <w:tcMar>
+              <w:top w:w="80" w:type="dxa"/>
+              <w:left w:w="140" w:type="dxa"/>
+              <w:bottom w:w="80" w:type="dxa"/>
+              <w:right w:w="140" w:type="dxa"/>
+            </w:tcMar>
+            <w:vAlign w:val="center"/>
+          </w:tcPr>
+          <w:p>
+            <w:pPr>
+              <w:spacing w:after="0"/>
+              <w:jc w:val="center"/>
+            </w:pPr>
+            <w:r>
+              <w:rPr>
+                <w:rFonts w:ascii="Aptos" w:hAnsi="Aptos"/>
+                <w:b/>
+                <w:i w:val="0"/>
+                <w:color w:val="1A1A1A"/>
+                <w:sz w:val="24"/>
+              </w:rPr>
+              <w:t xml:space="preserve"/>
+            </w:r>
+          </w:p>
+        </w:tc>
+        <w:tc>
+          <w:tcPr>
+            <w:tcW w:type="dxa" w:w="5839"/>
+            <w:tcBorders>
+              <w:top w:val="single" w:sz="4" w:space="0" w:color="D9C58A"/>
+              <w:left w:val="single" w:sz="4" w:space="0" w:color="D9C58A"/>
+              <w:bottom w:val="single" w:sz="4" w:space="0" w:color="D9C58A"/>
+              <w:right w:val="single" w:sz="4" w:space="0" w:color="D9C58A"/>
+            </w:tcBorders>
+            <w:tcMar>
+              <w:top w:w="80" w:type="dxa"/>
+              <w:left w:w="140" w:type="dxa"/>
+              <w:bottom w:w="80" w:type="dxa"/>
+              <w:right w:w="140" w:type="dxa"/>
+            </w:tcMar>
+          </w:tcPr>
+          <w:p>
+            <w:pPr>
+              <w:spacing w:after="0"/>
+            </w:pPr>
+            <w:r>
+              <w:rPr>
+                <w:rFonts w:ascii="Aptos" w:hAnsi="Aptos"/>
+                <w:b w:val="0"/>
+                <w:i w:val="0"/>
+                <w:color w:val="1A1A1A"/>
+                <w:sz w:val="20"/>
+              </w:rPr>
+              <w:t xml:space="preserve">E.  a person who creates something new</w:t>
+            </w:r>
+          </w:p>
+        </w:tc>
+      </w:tr>
+    </w:tbl>
+    <w:p>
+      <w:pPr>
+        <w:spacing w:after="0" w:line="160" w:lineRule="exact"/>
+      </w:pPr>
+      <w:r>
+        <w:rPr>
+          <w:sz w:val="4"/>
+        </w:rPr>
+      </w:r>
+    </w:p>
+    <w:p>
+      <w:pPr>
+        <w:keepNext/>
+        <w:spacing w:before="0" w:after="40"/>
+      </w:pPr>
+      <w:r>
+        <w:rPr>
+          <w:rFonts w:ascii="Aptos" w:hAnsi="Aptos"/>
+          <w:b/>
+          <w:i w:val="0"/>
+          <w:color w:val="CE1126"/>
+          <w:sz w:val="21"/>
+        </w:rPr>
+        <w:t xml:space="preserve">▶  PUT IT IN ORDER — NUMBER THE BOXES 1 TO 6</w:t>
       </w:r>
     </w:p>
     <w:tbl>
@@ -1501,38 +1869,38 @@
       <w:tr>
         <w:trPr>
           <w:cantSplit/>
+          <w:trHeight w:val="425" w:hRule="atLeast"/>
         </w:trPr>
         <w:tc>
           <w:tcPr>
             <w:tcW w:type="dxa" w:w="1134"/>
             <w:tcBorders>
-              <w:top w:val="single" w:sz="6" w:space="0" w:color="007A3D"/>
-              <w:left w:val="single" w:sz="6" w:space="0" w:color="007A3D"/>
-              <w:bottom w:val="single" w:sz="6" w:space="0" w:color="007A3D"/>
-              <w:right w:val="single" w:sz="6" w:space="0" w:color="007A3D"/>
-            </w:tcBorders>
-            <w:shd w:val="clear" w:color="auto" w:fill="007A3D"/>
-            <w:tcMar>
-              <w:top w:w="80" w:type="dxa"/>
-              <w:left w:w="140" w:type="dxa"/>
-              <w:bottom w:w="80" w:type="dxa"/>
-              <w:right w:w="140" w:type="dxa"/>
-            </w:tcMar>
-          </w:tcPr>
-          <w:p>
-            <w:pPr>
-              <w:keepNext/>
-              <w:spacing w:after="0"/>
-            </w:pPr>
-            <w:r>
-              <w:rPr>
-                <w:rFonts w:ascii="Aptos" w:hAnsi="Aptos"/>
-                <w:b/>
-                <w:i w:val="0"/>
-                <w:color w:val="FFFFFF"/>
-                <w:sz w:val="21"/>
-              </w:rPr>
-              <w:t xml:space="preserve">No.</w:t>
+              <w:top w:val="single" w:sz="4" w:space="0" w:color="D9C58A"/>
+              <w:left w:val="single" w:sz="4" w:space="0" w:color="D9C58A"/>
+              <w:bottom w:val="single" w:sz="4" w:space="0" w:color="D9C58A"/>
+              <w:right w:val="single" w:sz="4" w:space="0" w:color="D9C58A"/>
+            </w:tcBorders>
+            <w:tcMar>
+              <w:top w:w="80" w:type="dxa"/>
+              <w:left w:w="140" w:type="dxa"/>
+              <w:bottom w:w="80" w:type="dxa"/>
+              <w:right w:w="140" w:type="dxa"/>
+            </w:tcMar>
+          </w:tcPr>
+          <w:p>
+            <w:pPr>
+              <w:keepNext/>
+              <w:spacing w:after="0"/>
+            </w:pPr>
+            <w:r>
+              <w:rPr>
+                <w:rFonts w:ascii="Aptos" w:hAnsi="Aptos"/>
+                <w:b w:val="0"/>
+                <w:i w:val="0"/>
+                <w:color w:val="1A1A1A"/>
+                <w:sz w:val="20"/>
+              </w:rPr>
+              <w:t xml:space="preserve"/>
             </w:r>
           </w:p>
         </w:tc>
@@ -1540,33 +1908,32 @@
           <w:tcPr>
             <w:tcW w:type="dxa" w:w="8107"/>
             <w:tcBorders>
-              <w:top w:val="single" w:sz="6" w:space="0" w:color="007A3D"/>
-              <w:left w:val="single" w:sz="6" w:space="0" w:color="007A3D"/>
-              <w:bottom w:val="single" w:sz="6" w:space="0" w:color="007A3D"/>
-              <w:right w:val="single" w:sz="6" w:space="0" w:color="007A3D"/>
-            </w:tcBorders>
-            <w:shd w:val="clear" w:color="auto" w:fill="007A3D"/>
-            <w:tcMar>
-              <w:top w:w="80" w:type="dxa"/>
-              <w:left w:w="140" w:type="dxa"/>
-              <w:bottom w:w="80" w:type="dxa"/>
-              <w:right w:w="140" w:type="dxa"/>
-            </w:tcMar>
-          </w:tcPr>
-          <w:p>
-            <w:pPr>
-              <w:keepNext/>
-              <w:spacing w:after="0"/>
-            </w:pPr>
-            <w:r>
-              <w:rPr>
-                <w:rFonts w:ascii="Aptos" w:hAnsi="Aptos"/>
-                <w:b/>
-                <w:i w:val="0"/>
-                <w:color w:val="FFFFFF"/>
-                <w:sz w:val="21"/>
-              </w:rPr>
-              <w:t xml:space="preserve">Event</w:t>
+              <w:top w:val="single" w:sz="4" w:space="0" w:color="D9C58A"/>
+              <w:left w:val="single" w:sz="4" w:space="0" w:color="D9C58A"/>
+              <w:bottom w:val="single" w:sz="4" w:space="0" w:color="D9C58A"/>
+              <w:right w:val="single" w:sz="4" w:space="0" w:color="D9C58A"/>
+            </w:tcBorders>
+            <w:tcMar>
+              <w:top w:w="80" w:type="dxa"/>
+              <w:left w:w="140" w:type="dxa"/>
+              <w:bottom w:w="80" w:type="dxa"/>
+              <w:right w:w="140" w:type="dxa"/>
+            </w:tcMar>
+          </w:tcPr>
+          <w:p>
+            <w:pPr>
+              <w:keepNext/>
+              <w:spacing w:after="0"/>
+            </w:pPr>
+            <w:r>
+              <w:rPr>
+                <w:rFonts w:ascii="Aptos" w:hAnsi="Aptos"/>
+                <w:b w:val="0"/>
+                <w:i w:val="0"/>
+                <w:color w:val="1A1A1A"/>
+                <w:sz w:val="20"/>
+              </w:rPr>
+              <w:t xml:space="preserve">The specialist reads the heart test</w:t>
             </w:r>
           </w:p>
         </w:tc>
@@ -1574,7 +1941,7 @@
       <w:tr>
         <w:trPr>
           <w:cantSplit/>
-          <w:trHeight w:val="453" w:hRule="atLeast"/>
+          <w:trHeight w:val="425" w:hRule="atLeast"/>
         </w:trPr>
         <w:tc>
           <w:tcPr>
@@ -1638,7 +2005,7 @@
                 <w:color w:val="1A1A1A"/>
                 <w:sz w:val="20"/>
               </w:rPr>
-              <w:t xml:space="preserve">The specialist reads the heart test</w:t>
+              <w:t xml:space="preserve">A health worker attaches sensors to the patient's chest</w:t>
             </w:r>
           </w:p>
         </w:tc>
@@ -1646,7 +2013,7 @@
       <w:tr>
         <w:trPr>
           <w:cantSplit/>
-          <w:trHeight w:val="453" w:hRule="atLeast"/>
+          <w:trHeight w:val="425" w:hRule="atLeast"/>
         </w:trPr>
         <w:tc>
           <w:tcPr>
@@ -1710,7 +2077,7 @@
                 <w:color w:val="1A1A1A"/>
                 <w:sz w:val="20"/>
               </w:rPr>
-              <w:t xml:space="preserve">A health worker attaches sensors to the patient's chest</w:t>
+              <w:t xml:space="preserve">The result is sent over the mobile phone network to a heart specialist</w:t>
             </w:r>
           </w:p>
         </w:tc>
@@ -1718,7 +2085,7 @@
       <w:tr>
         <w:trPr>
           <w:cantSplit/>
-          <w:trHeight w:val="453" w:hRule="atLeast"/>
+          <w:trHeight w:val="425" w:hRule="atLeast"/>
         </w:trPr>
         <w:tc>
           <w:tcPr>
@@ -1782,7 +2149,7 @@
                 <w:color w:val="1A1A1A"/>
                 <w:sz w:val="20"/>
               </w:rPr>
-              <w:t xml:space="preserve">The result is sent over the mobile phone network to a heart specialist</w:t>
+              <w:t xml:space="preserve">The diagnosis and treatment are sent back to the village</w:t>
             </w:r>
           </w:p>
         </w:tc>
@@ -1790,7 +2157,7 @@
       <w:tr>
         <w:trPr>
           <w:cantSplit/>
-          <w:trHeight w:val="453" w:hRule="atLeast"/>
+          <w:trHeight w:val="425" w:hRule="atLeast"/>
         </w:trPr>
         <w:tc>
           <w:tcPr>
@@ -1854,7 +2221,7 @@
                 <w:color w:val="1A1A1A"/>
                 <w:sz w:val="20"/>
               </w:rPr>
-              <w:t xml:space="preserve">The diagnosis and treatment are sent back to the village</w:t>
+              <w:t xml:space="preserve">The sensors send the heart signals to the tablet by Bluetooth</w:t>
             </w:r>
           </w:p>
         </w:tc>
@@ -1862,79 +2229,7 @@
       <w:tr>
         <w:trPr>
           <w:cantSplit/>
-          <w:trHeight w:val="453" w:hRule="atLeast"/>
-        </w:trPr>
-        <w:tc>
-          <w:tcPr>
-            <w:tcW w:type="dxa" w:w="1134"/>
-            <w:tcBorders>
-              <w:top w:val="single" w:sz="4" w:space="0" w:color="D9C58A"/>
-              <w:left w:val="single" w:sz="4" w:space="0" w:color="D9C58A"/>
-              <w:bottom w:val="single" w:sz="4" w:space="0" w:color="D9C58A"/>
-              <w:right w:val="single" w:sz="4" w:space="0" w:color="D9C58A"/>
-            </w:tcBorders>
-            <w:tcMar>
-              <w:top w:w="80" w:type="dxa"/>
-              <w:left w:w="140" w:type="dxa"/>
-              <w:bottom w:w="80" w:type="dxa"/>
-              <w:right w:w="140" w:type="dxa"/>
-            </w:tcMar>
-          </w:tcPr>
-          <w:p>
-            <w:pPr>
-              <w:keepNext/>
-              <w:spacing w:after="0"/>
-            </w:pPr>
-            <w:r>
-              <w:rPr>
-                <w:rFonts w:ascii="Aptos" w:hAnsi="Aptos"/>
-                <w:b w:val="0"/>
-                <w:i w:val="0"/>
-                <w:color w:val="1A1A1A"/>
-                <w:sz w:val="20"/>
-              </w:rPr>
-              <w:t xml:space="preserve"/>
-            </w:r>
-          </w:p>
-        </w:tc>
-        <w:tc>
-          <w:tcPr>
-            <w:tcW w:type="dxa" w:w="8107"/>
-            <w:tcBorders>
-              <w:top w:val="single" w:sz="4" w:space="0" w:color="D9C58A"/>
-              <w:left w:val="single" w:sz="4" w:space="0" w:color="D9C58A"/>
-              <w:bottom w:val="single" w:sz="4" w:space="0" w:color="D9C58A"/>
-              <w:right w:val="single" w:sz="4" w:space="0" w:color="D9C58A"/>
-            </w:tcBorders>
-            <w:tcMar>
-              <w:top w:w="80" w:type="dxa"/>
-              <w:left w:w="140" w:type="dxa"/>
-              <w:bottom w:w="80" w:type="dxa"/>
-              <w:right w:w="140" w:type="dxa"/>
-            </w:tcMar>
-          </w:tcPr>
-          <w:p>
-            <w:pPr>
-              <w:keepNext/>
-              <w:spacing w:after="0"/>
-            </w:pPr>
-            <w:r>
-              <w:rPr>
-                <w:rFonts w:ascii="Aptos" w:hAnsi="Aptos"/>
-                <w:b w:val="0"/>
-                <w:i w:val="0"/>
-                <w:color w:val="1A1A1A"/>
-                <w:sz w:val="20"/>
-              </w:rPr>
-              <w:t xml:space="preserve">The sensors send the heart signals to the tablet by Bluetooth</w:t>
-            </w:r>
-          </w:p>
-        </w:tc>
-      </w:tr>
-      <w:tr>
-        <w:trPr>
-          <w:cantSplit/>
-          <w:trHeight w:val="453" w:hRule="atLeast"/>
+          <w:trHeight w:val="425" w:hRule="atLeast"/>
         </w:trPr>
         <w:tc>
           <w:tcPr>
@@ -2015,25 +2310,17 @@
     <w:p>
       <w:pPr>
         <w:keepNext/>
-        <w:pBdr>
-          <w:top w:val="single" w:sz="4" w:space="4" w:color="E8A800"/>
-          <w:left w:val="single" w:sz="4" w:space="6" w:color="E8A800"/>
-          <w:bottom w:val="single" w:sz="4" w:space="4" w:color="E8A800"/>
-          <w:right w:val="single" w:sz="4" w:space="6" w:color="E8A800"/>
-        </w:pBdr>
-        <w:shd w:val="clear" w:color="auto" w:fill="E8A800"/>
-        <w:spacing w:before="200" w:after="120"/>
-        <w:ind w:left="68" w:right="68"/>
+        <w:spacing w:before="0" w:after="40"/>
       </w:pPr>
       <w:r>
         <w:rPr>
-          <w:rFonts w:ascii="Aptos Display" w:hAnsi="Aptos Display"/>
+          <w:rFonts w:ascii="Aptos" w:hAnsi="Aptos"/>
           <w:b/>
           <w:i w:val="0"/>
-          <w:color w:val="1A1A1A"/>
-          <w:sz w:val="27"/>
+          <w:color w:val="CE1126"/>
+          <w:sz w:val="21"/>
         </w:rPr>
-        <w:t xml:space="preserve">5.  True or False?</w:t>
+        <w:t xml:space="preserve">▶  TRUE OR FALSE? — CIRCLE ONE</w:t>
       </w:r>
     </w:p>
     <w:tbl>
@@ -2044,9 +2331,9 @@
         <w:tblLook w:firstColumn="1" w:firstRow="1" w:lastColumn="0" w:lastRow="0" w:noHBand="0" w:noVBand="1" w:val="04A0"/>
       </w:tblPr>
       <w:tblGrid>
-        <w:gridCol w:w="7087"/>
-        <w:gridCol w:w="1077"/>
-        <w:gridCol w:w="1077"/>
+        <w:gridCol w:w="6803"/>
+        <w:gridCol w:w="1219"/>
+        <w:gridCol w:w="1219"/>
       </w:tblGrid>
       <w:tr>
         <w:trPr>
@@ -2054,103 +2341,104 @@
         </w:trPr>
         <w:tc>
           <w:tcPr>
-            <w:tcW w:type="dxa" w:w="7087"/>
-            <w:tcBorders>
-              <w:top w:val="single" w:sz="6" w:space="0" w:color="007A3D"/>
-              <w:left w:val="single" w:sz="6" w:space="0" w:color="007A3D"/>
-              <w:bottom w:val="single" w:sz="6" w:space="0" w:color="007A3D"/>
-              <w:right w:val="single" w:sz="6" w:space="0" w:color="007A3D"/>
-            </w:tcBorders>
-            <w:shd w:val="clear" w:color="auto" w:fill="007A3D"/>
-            <w:tcMar>
-              <w:top w:w="80" w:type="dxa"/>
-              <w:left w:w="140" w:type="dxa"/>
-              <w:bottom w:w="80" w:type="dxa"/>
-              <w:right w:w="140" w:type="dxa"/>
-            </w:tcMar>
-          </w:tcPr>
-          <w:p>
-            <w:pPr>
-              <w:keepNext/>
-              <w:spacing w:after="0"/>
+            <w:tcW w:type="dxa" w:w="6803"/>
+            <w:tcBorders>
+              <w:top w:val="single" w:sz="4" w:space="0" w:color="D9C58A"/>
+              <w:left w:val="single" w:sz="4" w:space="0" w:color="D9C58A"/>
+              <w:bottom w:val="single" w:sz="4" w:space="0" w:color="D9C58A"/>
+              <w:right w:val="single" w:sz="4" w:space="0" w:color="D9C58A"/>
+            </w:tcBorders>
+            <w:tcMar>
+              <w:top w:w="80" w:type="dxa"/>
+              <w:left w:w="140" w:type="dxa"/>
+              <w:bottom w:w="80" w:type="dxa"/>
+              <w:right w:w="140" w:type="dxa"/>
+            </w:tcMar>
+          </w:tcPr>
+          <w:p>
+            <w:pPr>
+              <w:keepNext/>
+              <w:spacing w:after="0"/>
+            </w:pPr>
+            <w:r>
+              <w:rPr>
+                <w:rFonts w:ascii="Aptos" w:hAnsi="Aptos"/>
+                <w:b w:val="0"/>
+                <w:i w:val="0"/>
+                <w:color w:val="1A1A1A"/>
+                <w:sz w:val="20"/>
+              </w:rPr>
+              <w:t xml:space="preserve">1.  Arthur Zang is from Cameroon.</w:t>
+            </w:r>
+          </w:p>
+        </w:tc>
+        <w:tc>
+          <w:tcPr>
+            <w:tcW w:type="dxa" w:w="1219"/>
+            <w:tcBorders>
+              <w:top w:val="single" w:sz="4" w:space="0" w:color="D9C58A"/>
+              <w:left w:val="single" w:sz="4" w:space="0" w:color="D9C58A"/>
+              <w:bottom w:val="single" w:sz="4" w:space="0" w:color="D9C58A"/>
+              <w:right w:val="single" w:sz="4" w:space="0" w:color="D9C58A"/>
+            </w:tcBorders>
+            <w:tcMar>
+              <w:top w:w="80" w:type="dxa"/>
+              <w:left w:w="140" w:type="dxa"/>
+              <w:bottom w:w="80" w:type="dxa"/>
+              <w:right w:w="140" w:type="dxa"/>
+            </w:tcMar>
+            <w:vAlign w:val="center"/>
+          </w:tcPr>
+          <w:p>
+            <w:pPr>
+              <w:keepNext/>
+              <w:spacing w:after="0"/>
+              <w:jc w:val="center"/>
             </w:pPr>
             <w:r>
               <w:rPr>
                 <w:rFonts w:ascii="Aptos" w:hAnsi="Aptos"/>
                 <w:b/>
                 <w:i w:val="0"/>
-                <w:color w:val="FFFFFF"/>
-                <w:sz w:val="21"/>
-              </w:rPr>
-              <w:t xml:space="preserve">Statement</w:t>
-            </w:r>
-          </w:p>
-        </w:tc>
-        <w:tc>
-          <w:tcPr>
-            <w:tcW w:type="dxa" w:w="1077"/>
-            <w:tcBorders>
-              <w:top w:val="single" w:sz="6" w:space="0" w:color="007A3D"/>
-              <w:left w:val="single" w:sz="6" w:space="0" w:color="007A3D"/>
-              <w:bottom w:val="single" w:sz="6" w:space="0" w:color="007A3D"/>
-              <w:right w:val="single" w:sz="6" w:space="0" w:color="007A3D"/>
-            </w:tcBorders>
-            <w:shd w:val="clear" w:color="auto" w:fill="007A3D"/>
-            <w:tcMar>
-              <w:top w:w="80" w:type="dxa"/>
-              <w:left w:w="140" w:type="dxa"/>
-              <w:bottom w:w="80" w:type="dxa"/>
-              <w:right w:w="140" w:type="dxa"/>
-            </w:tcMar>
-          </w:tcPr>
-          <w:p>
-            <w:pPr>
-              <w:keepNext/>
-              <w:spacing w:after="0"/>
+                <w:color w:val="1A1A1A"/>
+                <w:sz w:val="24"/>
+              </w:rPr>
+              <w:t xml:space="preserve">TRUE</w:t>
+            </w:r>
+          </w:p>
+        </w:tc>
+        <w:tc>
+          <w:tcPr>
+            <w:tcW w:type="dxa" w:w="1219"/>
+            <w:tcBorders>
+              <w:top w:val="single" w:sz="4" w:space="0" w:color="D9C58A"/>
+              <w:left w:val="single" w:sz="4" w:space="0" w:color="D9C58A"/>
+              <w:bottom w:val="single" w:sz="4" w:space="0" w:color="D9C58A"/>
+              <w:right w:val="single" w:sz="4" w:space="0" w:color="D9C58A"/>
+            </w:tcBorders>
+            <w:tcMar>
+              <w:top w:w="80" w:type="dxa"/>
+              <w:left w:w="140" w:type="dxa"/>
+              <w:bottom w:w="80" w:type="dxa"/>
+              <w:right w:w="140" w:type="dxa"/>
+            </w:tcMar>
+            <w:vAlign w:val="center"/>
+          </w:tcPr>
+          <w:p>
+            <w:pPr>
+              <w:keepNext/>
+              <w:spacing w:after="0"/>
+              <w:jc w:val="center"/>
             </w:pPr>
             <w:r>
               <w:rPr>
                 <w:rFonts w:ascii="Aptos" w:hAnsi="Aptos"/>
                 <w:b/>
                 <w:i w:val="0"/>
-                <w:color w:val="FFFFFF"/>
-                <w:sz w:val="21"/>
-              </w:rPr>
-              <w:t xml:space="preserve">True</w:t>
-            </w:r>
-          </w:p>
-        </w:tc>
-        <w:tc>
-          <w:tcPr>
-            <w:tcW w:type="dxa" w:w="1077"/>
-            <w:tcBorders>
-              <w:top w:val="single" w:sz="6" w:space="0" w:color="007A3D"/>
-              <w:left w:val="single" w:sz="6" w:space="0" w:color="007A3D"/>
-              <w:bottom w:val="single" w:sz="6" w:space="0" w:color="007A3D"/>
-              <w:right w:val="single" w:sz="6" w:space="0" w:color="007A3D"/>
-            </w:tcBorders>
-            <w:shd w:val="clear" w:color="auto" w:fill="007A3D"/>
-            <w:tcMar>
-              <w:top w:w="80" w:type="dxa"/>
-              <w:left w:w="140" w:type="dxa"/>
-              <w:bottom w:w="80" w:type="dxa"/>
-              <w:right w:w="140" w:type="dxa"/>
-            </w:tcMar>
-          </w:tcPr>
-          <w:p>
-            <w:pPr>
-              <w:keepNext/>
-              <w:spacing w:after="0"/>
-            </w:pPr>
-            <w:r>
-              <w:rPr>
-                <w:rFonts w:ascii="Aptos" w:hAnsi="Aptos"/>
-                <w:b/>
-                <w:i w:val="0"/>
-                <w:color w:val="FFFFFF"/>
-                <w:sz w:val="21"/>
-              </w:rPr>
-              <w:t xml:space="preserve">False</w:t>
+                <w:color w:val="1A1A1A"/>
+                <w:sz w:val="24"/>
+              </w:rPr>
+              <w:t xml:space="preserve">FALSE</w:t>
             </w:r>
           </w:p>
         </w:tc>
@@ -2161,7 +2449,7 @@
         </w:trPr>
         <w:tc>
           <w:tcPr>
-            <w:tcW w:type="dxa" w:w="7087"/>
+            <w:tcW w:type="dxa" w:w="6803"/>
             <w:tcBorders>
               <w:top w:val="single" w:sz="4" w:space="0" w:color="D9C58A"/>
               <w:left w:val="single" w:sz="4" w:space="0" w:color="D9C58A"/>
@@ -2188,13 +2476,13 @@
                 <w:color w:val="1A1A1A"/>
                 <w:sz w:val="20"/>
               </w:rPr>
-              <w:t xml:space="preserve">1. Arthur Zang is from Cameroon.</w:t>
-            </w:r>
-          </w:p>
-        </w:tc>
-        <w:tc>
-          <w:tcPr>
-            <w:tcW w:type="dxa" w:w="1077"/>
+              <w:t xml:space="preserve">2.  Cameroon had over 500 heart specialists when he started.</w:t>
+            </w:r>
+          </w:p>
+        </w:tc>
+        <w:tc>
+          <w:tcPr>
+            <w:tcW w:type="dxa" w:w="1219"/>
             <w:tcBorders>
               <w:top w:val="single" w:sz="4" w:space="0" w:color="D9C58A"/>
               <w:left w:val="single" w:sz="4" w:space="0" w:color="D9C58A"/>
@@ -2223,13 +2511,13 @@
                 <w:color w:val="1A1A1A"/>
                 <w:sz w:val="24"/>
               </w:rPr>
-              <w:t xml:space="preserve">☐</w:t>
-            </w:r>
-          </w:p>
-        </w:tc>
-        <w:tc>
-          <w:tcPr>
-            <w:tcW w:type="dxa" w:w="1077"/>
+              <w:t xml:space="preserve">TRUE</w:t>
+            </w:r>
+          </w:p>
+        </w:tc>
+        <w:tc>
+          <w:tcPr>
+            <w:tcW w:type="dxa" w:w="1219"/>
             <w:tcBorders>
               <w:top w:val="single" w:sz="4" w:space="0" w:color="D9C58A"/>
               <w:left w:val="single" w:sz="4" w:space="0" w:color="D9C58A"/>
@@ -2258,7 +2546,7 @@
                 <w:color w:val="1A1A1A"/>
                 <w:sz w:val="24"/>
               </w:rPr>
-              <w:t xml:space="preserve">☐</w:t>
+              <w:t xml:space="preserve">FALSE</w:t>
             </w:r>
           </w:p>
         </w:tc>
@@ -2269,7 +2557,7 @@
         </w:trPr>
         <w:tc>
           <w:tcPr>
-            <w:tcW w:type="dxa" w:w="7087"/>
+            <w:tcW w:type="dxa" w:w="6803"/>
             <w:tcBorders>
               <w:top w:val="single" w:sz="4" w:space="0" w:color="D9C58A"/>
               <w:left w:val="single" w:sz="4" w:space="0" w:color="D9C58A"/>
@@ -2296,13 +2584,13 @@
                 <w:color w:val="1A1A1A"/>
                 <w:sz w:val="20"/>
               </w:rPr>
-              <w:t xml:space="preserve">2. Cameroon had over 500 heart specialists when he started.</w:t>
-            </w:r>
-          </w:p>
-        </w:tc>
-        <w:tc>
-          <w:tcPr>
-            <w:tcW w:type="dxa" w:w="1077"/>
+              <w:t xml:space="preserve">3.  The Cardiopad sends results using the mobile phone network.</w:t>
+            </w:r>
+          </w:p>
+        </w:tc>
+        <w:tc>
+          <w:tcPr>
+            <w:tcW w:type="dxa" w:w="1219"/>
             <w:tcBorders>
               <w:top w:val="single" w:sz="4" w:space="0" w:color="D9C58A"/>
               <w:left w:val="single" w:sz="4" w:space="0" w:color="D9C58A"/>
@@ -2331,13 +2619,13 @@
                 <w:color w:val="1A1A1A"/>
                 <w:sz w:val="24"/>
               </w:rPr>
-              <w:t xml:space="preserve">☐</w:t>
-            </w:r>
-          </w:p>
-        </w:tc>
-        <w:tc>
-          <w:tcPr>
-            <w:tcW w:type="dxa" w:w="1077"/>
+              <w:t xml:space="preserve">TRUE</w:t>
+            </w:r>
+          </w:p>
+        </w:tc>
+        <w:tc>
+          <w:tcPr>
+            <w:tcW w:type="dxa" w:w="1219"/>
             <w:tcBorders>
               <w:top w:val="single" w:sz="4" w:space="0" w:color="D9C58A"/>
               <w:left w:val="single" w:sz="4" w:space="0" w:color="D9C58A"/>
@@ -2366,7 +2654,7 @@
                 <w:color w:val="1A1A1A"/>
                 <w:sz w:val="24"/>
               </w:rPr>
-              <w:t xml:space="preserve">☐</w:t>
+              <w:t xml:space="preserve">FALSE</w:t>
             </w:r>
           </w:p>
         </w:tc>
@@ -2377,7 +2665,7 @@
         </w:trPr>
         <w:tc>
           <w:tcPr>
-            <w:tcW w:type="dxa" w:w="7087"/>
+            <w:tcW w:type="dxa" w:w="6803"/>
             <w:tcBorders>
               <w:top w:val="single" w:sz="4" w:space="0" w:color="D9C58A"/>
               <w:left w:val="single" w:sz="4" w:space="0" w:color="D9C58A"/>
@@ -2404,13 +2692,13 @@
                 <w:color w:val="1A1A1A"/>
                 <w:sz w:val="20"/>
               </w:rPr>
-              <w:t xml:space="preserve">3. The Cardiopad sends results using the mobile phone network.</w:t>
-            </w:r>
-          </w:p>
-        </w:tc>
-        <w:tc>
-          <w:tcPr>
-            <w:tcW w:type="dxa" w:w="1077"/>
+              <w:t xml:space="preserve">4.  A bank refused to lend his family any money.</w:t>
+            </w:r>
+          </w:p>
+        </w:tc>
+        <w:tc>
+          <w:tcPr>
+            <w:tcW w:type="dxa" w:w="1219"/>
             <w:tcBorders>
               <w:top w:val="single" w:sz="4" w:space="0" w:color="D9C58A"/>
               <w:left w:val="single" w:sz="4" w:space="0" w:color="D9C58A"/>
@@ -2439,13 +2727,13 @@
                 <w:color w:val="1A1A1A"/>
                 <w:sz w:val="24"/>
               </w:rPr>
-              <w:t xml:space="preserve">☐</w:t>
-            </w:r>
-          </w:p>
-        </w:tc>
-        <w:tc>
-          <w:tcPr>
-            <w:tcW w:type="dxa" w:w="1077"/>
+              <w:t xml:space="preserve">TRUE</w:t>
+            </w:r>
+          </w:p>
+        </w:tc>
+        <w:tc>
+          <w:tcPr>
+            <w:tcW w:type="dxa" w:w="1219"/>
             <w:tcBorders>
               <w:top w:val="single" w:sz="4" w:space="0" w:color="D9C58A"/>
               <w:left w:val="single" w:sz="4" w:space="0" w:color="D9C58A"/>
@@ -2474,7 +2762,7 @@
                 <w:color w:val="1A1A1A"/>
                 <w:sz w:val="24"/>
               </w:rPr>
-              <w:t xml:space="preserve">☐</w:t>
+              <w:t xml:space="preserve">FALSE</w:t>
             </w:r>
           </w:p>
         </w:tc>
@@ -2485,7 +2773,7 @@
         </w:trPr>
         <w:tc>
           <w:tcPr>
-            <w:tcW w:type="dxa" w:w="7087"/>
+            <w:tcW w:type="dxa" w:w="6803"/>
             <w:tcBorders>
               <w:top w:val="single" w:sz="4" w:space="0" w:color="D9C58A"/>
               <w:left w:val="single" w:sz="4" w:space="0" w:color="D9C58A"/>
@@ -2512,13 +2800,13 @@
                 <w:color w:val="1A1A1A"/>
                 <w:sz w:val="20"/>
               </w:rPr>
-              <w:t xml:space="preserve">4. A bank refused to lend his family any money.</w:t>
-            </w:r>
-          </w:p>
-        </w:tc>
-        <w:tc>
-          <w:tcPr>
-            <w:tcW w:type="dxa" w:w="1077"/>
+              <w:t xml:space="preserve">5.  He won an award from the UK's Royal Academy of Engineering.</w:t>
+            </w:r>
+          </w:p>
+        </w:tc>
+        <w:tc>
+          <w:tcPr>
+            <w:tcW w:type="dxa" w:w="1219"/>
             <w:tcBorders>
               <w:top w:val="single" w:sz="4" w:space="0" w:color="D9C58A"/>
               <w:left w:val="single" w:sz="4" w:space="0" w:color="D9C58A"/>
@@ -2547,13 +2835,13 @@
                 <w:color w:val="1A1A1A"/>
                 <w:sz w:val="24"/>
               </w:rPr>
-              <w:t xml:space="preserve">☐</w:t>
-            </w:r>
-          </w:p>
-        </w:tc>
-        <w:tc>
-          <w:tcPr>
-            <w:tcW w:type="dxa" w:w="1077"/>
+              <w:t xml:space="preserve">TRUE</w:t>
+            </w:r>
+          </w:p>
+        </w:tc>
+        <w:tc>
+          <w:tcPr>
+            <w:tcW w:type="dxa" w:w="1219"/>
             <w:tcBorders>
               <w:top w:val="single" w:sz="4" w:space="0" w:color="D9C58A"/>
               <w:left w:val="single" w:sz="4" w:space="0" w:color="D9C58A"/>
@@ -2582,7 +2870,7 @@
                 <w:color w:val="1A1A1A"/>
                 <w:sz w:val="24"/>
               </w:rPr>
-              <w:t xml:space="preserve">☐</w:t>
+              <w:t xml:space="preserve">FALSE</w:t>
             </w:r>
           </w:p>
         </w:tc>
@@ -2593,23 +2881,22 @@
         </w:trPr>
         <w:tc>
           <w:tcPr>
-            <w:tcW w:type="dxa" w:w="7087"/>
-            <w:tcBorders>
-              <w:top w:val="single" w:sz="4" w:space="0" w:color="D9C58A"/>
-              <w:left w:val="single" w:sz="4" w:space="0" w:color="D9C58A"/>
-              <w:bottom w:val="single" w:sz="4" w:space="0" w:color="D9C58A"/>
-              <w:right w:val="single" w:sz="4" w:space="0" w:color="D9C58A"/>
-            </w:tcBorders>
-            <w:tcMar>
-              <w:top w:w="80" w:type="dxa"/>
-              <w:left w:w="140" w:type="dxa"/>
-              <w:bottom w:w="80" w:type="dxa"/>
-              <w:right w:w="140" w:type="dxa"/>
-            </w:tcMar>
-          </w:tcPr>
-          <w:p>
-            <w:pPr>
-              <w:keepNext/>
+            <w:tcW w:type="dxa" w:w="6803"/>
+            <w:tcBorders>
+              <w:top w:val="single" w:sz="4" w:space="0" w:color="D9C58A"/>
+              <w:left w:val="single" w:sz="4" w:space="0" w:color="D9C58A"/>
+              <w:bottom w:val="single" w:sz="4" w:space="0" w:color="D9C58A"/>
+              <w:right w:val="single" w:sz="4" w:space="0" w:color="D9C58A"/>
+            </w:tcBorders>
+            <w:tcMar>
+              <w:top w:w="80" w:type="dxa"/>
+              <w:left w:w="140" w:type="dxa"/>
+              <w:bottom w:w="80" w:type="dxa"/>
+              <w:right w:w="140" w:type="dxa"/>
+            </w:tcMar>
+          </w:tcPr>
+          <w:p>
+            <w:pPr>
               <w:spacing w:after="0"/>
             </w:pPr>
             <w:r>
@@ -2620,13 +2907,13 @@
                 <w:color w:val="1A1A1A"/>
                 <w:sz w:val="20"/>
               </w:rPr>
-              <w:t xml:space="preserve">5. He won an award from the UK's Royal Academy of Engineering.</w:t>
-            </w:r>
-          </w:p>
-        </w:tc>
-        <w:tc>
-          <w:tcPr>
-            <w:tcW w:type="dxa" w:w="1077"/>
+              <w:t xml:space="preserve">6.  He was in his twenties when he won the Rolex Award.</w:t>
+            </w:r>
+          </w:p>
+        </w:tc>
+        <w:tc>
+          <w:tcPr>
+            <w:tcW w:type="dxa" w:w="1219"/>
             <w:tcBorders>
               <w:top w:val="single" w:sz="4" w:space="0" w:color="D9C58A"/>
               <w:left w:val="single" w:sz="4" w:space="0" w:color="D9C58A"/>
@@ -2643,7 +2930,6 @@
           </w:tcPr>
           <w:p>
             <w:pPr>
-              <w:keepNext/>
               <w:spacing w:after="0"/>
               <w:jc w:val="center"/>
             </w:pPr>
@@ -2655,13 +2941,13 @@
                 <w:color w:val="1A1A1A"/>
                 <w:sz w:val="24"/>
               </w:rPr>
-              <w:t xml:space="preserve">☐</w:t>
-            </w:r>
-          </w:p>
-        </w:tc>
-        <w:tc>
-          <w:tcPr>
-            <w:tcW w:type="dxa" w:w="1077"/>
+              <w:t xml:space="preserve">TRUE</w:t>
+            </w:r>
+          </w:p>
+        </w:tc>
+        <w:tc>
+          <w:tcPr>
+            <w:tcW w:type="dxa" w:w="1219"/>
             <w:tcBorders>
               <w:top w:val="single" w:sz="4" w:space="0" w:color="D9C58A"/>
               <w:left w:val="single" w:sz="4" w:space="0" w:color="D9C58A"/>
@@ -2678,7 +2964,6 @@
           </w:tcPr>
           <w:p>
             <w:pPr>
-              <w:keepNext/>
               <w:spacing w:after="0"/>
               <w:jc w:val="center"/>
             </w:pPr>
@@ -2690,112 +2975,7 @@
                 <w:color w:val="1A1A1A"/>
                 <w:sz w:val="24"/>
               </w:rPr>
-              <w:t xml:space="preserve">☐</w:t>
-            </w:r>
-          </w:p>
-        </w:tc>
-      </w:tr>
-      <w:tr>
-        <w:trPr>
-          <w:cantSplit/>
-        </w:trPr>
-        <w:tc>
-          <w:tcPr>
-            <w:tcW w:type="dxa" w:w="7087"/>
-            <w:tcBorders>
-              <w:top w:val="single" w:sz="4" w:space="0" w:color="D9C58A"/>
-              <w:left w:val="single" w:sz="4" w:space="0" w:color="D9C58A"/>
-              <w:bottom w:val="single" w:sz="4" w:space="0" w:color="D9C58A"/>
-              <w:right w:val="single" w:sz="4" w:space="0" w:color="D9C58A"/>
-            </w:tcBorders>
-            <w:tcMar>
-              <w:top w:w="80" w:type="dxa"/>
-              <w:left w:w="140" w:type="dxa"/>
-              <w:bottom w:w="80" w:type="dxa"/>
-              <w:right w:w="140" w:type="dxa"/>
-            </w:tcMar>
-          </w:tcPr>
-          <w:p>
-            <w:pPr>
-              <w:spacing w:after="0"/>
-            </w:pPr>
-            <w:r>
-              <w:rPr>
-                <w:rFonts w:ascii="Aptos" w:hAnsi="Aptos"/>
-                <w:b w:val="0"/>
-                <w:i w:val="0"/>
-                <w:color w:val="1A1A1A"/>
-                <w:sz w:val="20"/>
-              </w:rPr>
-              <w:t xml:space="preserve">6. He was in his twenties when he won the Rolex Award.</w:t>
-            </w:r>
-          </w:p>
-        </w:tc>
-        <w:tc>
-          <w:tcPr>
-            <w:tcW w:type="dxa" w:w="1077"/>
-            <w:tcBorders>
-              <w:top w:val="single" w:sz="4" w:space="0" w:color="D9C58A"/>
-              <w:left w:val="single" w:sz="4" w:space="0" w:color="D9C58A"/>
-              <w:bottom w:val="single" w:sz="4" w:space="0" w:color="D9C58A"/>
-              <w:right w:val="single" w:sz="4" w:space="0" w:color="D9C58A"/>
-            </w:tcBorders>
-            <w:tcMar>
-              <w:top w:w="80" w:type="dxa"/>
-              <w:left w:w="140" w:type="dxa"/>
-              <w:bottom w:w="80" w:type="dxa"/>
-              <w:right w:w="140" w:type="dxa"/>
-            </w:tcMar>
-            <w:vAlign w:val="center"/>
-          </w:tcPr>
-          <w:p>
-            <w:pPr>
-              <w:spacing w:after="0"/>
-              <w:jc w:val="center"/>
-            </w:pPr>
-            <w:r>
-              <w:rPr>
-                <w:rFonts w:ascii="Aptos" w:hAnsi="Aptos"/>
-                <w:b/>
-                <w:i w:val="0"/>
-                <w:color w:val="1A1A1A"/>
-                <w:sz w:val="24"/>
-              </w:rPr>
-              <w:t xml:space="preserve">☐</w:t>
-            </w:r>
-          </w:p>
-        </w:tc>
-        <w:tc>
-          <w:tcPr>
-            <w:tcW w:type="dxa" w:w="1077"/>
-            <w:tcBorders>
-              <w:top w:val="single" w:sz="4" w:space="0" w:color="D9C58A"/>
-              <w:left w:val="single" w:sz="4" w:space="0" w:color="D9C58A"/>
-              <w:bottom w:val="single" w:sz="4" w:space="0" w:color="D9C58A"/>
-              <w:right w:val="single" w:sz="4" w:space="0" w:color="D9C58A"/>
-            </w:tcBorders>
-            <w:tcMar>
-              <w:top w:w="80" w:type="dxa"/>
-              <w:left w:w="140" w:type="dxa"/>
-              <w:bottom w:w="80" w:type="dxa"/>
-              <w:right w:w="140" w:type="dxa"/>
-            </w:tcMar>
-            <w:vAlign w:val="center"/>
-          </w:tcPr>
-          <w:p>
-            <w:pPr>
-              <w:spacing w:after="0"/>
-              <w:jc w:val="center"/>
-            </w:pPr>
-            <w:r>
-              <w:rPr>
-                <w:rFonts w:ascii="Aptos" w:hAnsi="Aptos"/>
-                <w:b/>
-                <w:i w:val="0"/>
-                <w:color w:val="1A1A1A"/>
-                <w:sz w:val="24"/>
-              </w:rPr>
-              <w:t xml:space="preserve">☐</w:t>
+              <w:t xml:space="preserve">FALSE</w:t>
             </w:r>
           </w:p>
         </w:tc>
@@ -2814,41 +2994,17 @@
     <w:p>
       <w:pPr>
         <w:keepNext/>
-        <w:pBdr>
-          <w:top w:val="single" w:sz="4" w:space="4" w:color="007A3D"/>
-          <w:left w:val="single" w:sz="4" w:space="6" w:color="007A3D"/>
-          <w:bottom w:val="single" w:sz="4" w:space="4" w:color="007A3D"/>
-          <w:right w:val="single" w:sz="4" w:space="6" w:color="007A3D"/>
-        </w:pBdr>
-        <w:shd w:val="clear" w:color="auto" w:fill="007A3D"/>
-        <w:spacing w:before="200" w:after="120"/>
-        <w:ind w:left="68" w:right="68"/>
+        <w:spacing w:before="0" w:after="40"/>
       </w:pPr>
       <w:r>
         <w:rPr>
-          <w:rFonts w:ascii="Aptos Display" w:hAnsi="Aptos Display"/>
+          <w:rFonts w:ascii="Aptos" w:hAnsi="Aptos"/>
           <w:b/>
           <w:i w:val="0"/>
-          <w:color w:val="FFFFFF"/>
-          <w:sz w:val="27"/>
+          <w:color w:val="CE1126"/>
+          <w:sz w:val="21"/>
         </w:rPr>
-        <w:t xml:space="preserve">6.  My Invention Pitch</w:t>
-      </w:r>
-    </w:p>
-    <w:p>
-      <w:pPr>
-        <w:keepNext/>
-        <w:spacing w:before="0" w:after="120"/>
-      </w:pPr>
-      <w:r>
-        <w:rPr>
-          <w:rFonts w:ascii="Aptos" w:hAnsi="Aptos"/>
-          <w:b w:val="0"/>
-          <w:i w:val="0"/>
-          <w:color w:val="1A1A1A"/>
-          <w:sz w:val="20"/>
-        </w:rPr>
-        <w:t xml:space="preserve">Arthur noticed a real problem and solved it. Think of a problem in your area or community. Write a short pitch for an invention to solve it.</w:t>
+        <w:t xml:space="preserve">▶  MY INVENTION PITCH — SOLVE A PROBLEM IN YOUR COMMUNITY</w:t>
       </w:r>
     </w:p>
     <w:tbl>
@@ -2865,7 +3021,7 @@
       <w:tr>
         <w:trPr>
           <w:cantSplit/>
-          <w:trHeight w:val="567" w:hRule="atLeast"/>
+          <w:trHeight w:val="453" w:hRule="atLeast"/>
         </w:trPr>
         <w:tc>
           <w:tcPr>
@@ -2938,7 +3094,7 @@
       <w:tr>
         <w:trPr>
           <w:cantSplit/>
-          <w:trHeight w:val="567" w:hRule="atLeast"/>
+          <w:trHeight w:val="453" w:hRule="atLeast"/>
         </w:trPr>
         <w:tc>
           <w:tcPr>
@@ -3011,7 +3167,7 @@
       <w:tr>
         <w:trPr>
           <w:cantSplit/>
-          <w:trHeight w:val="567" w:hRule="atLeast"/>
+          <w:trHeight w:val="453" w:hRule="atLeast"/>
         </w:trPr>
         <w:tc>
           <w:tcPr>
@@ -3084,7 +3240,7 @@
       <w:tr>
         <w:trPr>
           <w:cantSplit/>
-          <w:trHeight w:val="567" w:hRule="atLeast"/>
+          <w:trHeight w:val="453" w:hRule="atLeast"/>
         </w:trPr>
         <w:tc>
           <w:tcPr>
@@ -3167,12 +3323,166 @@
       <w:pPr>
         <w:keepNext/>
         <w:pBdr>
-          <w:top w:val="single" w:sz="4" w:space="4" w:color="CE1126"/>
-          <w:left w:val="single" w:sz="4" w:space="6" w:color="CE1126"/>
-          <w:bottom w:val="single" w:sz="4" w:space="4" w:color="CE1126"/>
-          <w:right w:val="single" w:sz="4" w:space="6" w:color="CE1126"/>
+          <w:top w:val="single" w:sz="4" w:space="4" w:color="E8A800"/>
+          <w:left w:val="single" w:sz="4" w:space="6" w:color="E8A800"/>
+          <w:bottom w:val="single" w:sz="4" w:space="4" w:color="E8A800"/>
+          <w:right w:val="single" w:sz="4" w:space="6" w:color="E8A800"/>
         </w:pBdr>
-        <w:shd w:val="clear" w:color="auto" w:fill="CE1126"/>
+        <w:shd w:val="clear" w:color="auto" w:fill="E8A800"/>
+        <w:spacing w:before="200" w:after="120"/>
+        <w:ind w:left="68" w:right="68"/>
+      </w:pPr>
+      <w:r>
+        <w:rPr>
+          <w:rFonts w:ascii="Aptos Display" w:hAnsi="Aptos Display"/>
+          <w:b/>
+          <w:i w:val="0"/>
+          <w:color w:val="1A1A1A"/>
+          <w:sz w:val="27"/>
+        </w:rPr>
+        <w:t xml:space="preserve">5.  Talk It Out</w:t>
+      </w:r>
+    </w:p>
+    <w:p>
+      <w:pPr>
+        <w:keepNext/>
+        <w:spacing w:before="0" w:after="40"/>
+      </w:pPr>
+      <w:r>
+        <w:rPr>
+          <w:rFonts w:ascii="Aptos" w:hAnsi="Aptos"/>
+          <w:b/>
+          <w:i w:val="0"/>
+          <w:color w:val="CE1126"/>
+          <w:sz w:val="21"/>
+        </w:rPr>
+        <w:t xml:space="preserve">▶  TALK IT OUT — DISCUSS WITH A PARTNER OR GROUP</w:t>
+      </w:r>
+    </w:p>
+    <w:p>
+      <w:pPr>
+        <w:spacing w:after="60"/>
+        <w:ind w:left="454" w:hanging="255"/>
+      </w:pPr>
+      <w:r>
+        <w:rPr>
+          <w:rFonts w:ascii="Aptos" w:hAnsi="Aptos"/>
+          <w:b/>
+          <w:i w:val="0"/>
+          <w:color w:val="CE1126"/>
+          <w:sz w:val="16"/>
+        </w:rPr>
+        <w:t xml:space="preserve">■  </w:t>
+      </w:r>
+      <w:r>
+        <w:rPr>
+          <w:rFonts w:ascii="Aptos" w:hAnsi="Aptos"/>
+          <w:b w:val="0"/>
+          <w:i w:val="0"/>
+          <w:color w:val="1A1A1A"/>
+          <w:sz w:val="20"/>
+        </w:rPr>
+        <w:t xml:space="preserve">Why do you think most heart specialists worked in big cities?</w:t>
+      </w:r>
+    </w:p>
+    <w:p>
+      <w:pPr>
+        <w:spacing w:after="60"/>
+        <w:ind w:left="454" w:hanging="255"/>
+      </w:pPr>
+      <w:r>
+        <w:rPr>
+          <w:rFonts w:ascii="Aptos" w:hAnsi="Aptos"/>
+          <w:b/>
+          <w:i w:val="0"/>
+          <w:color w:val="E8A800"/>
+          <w:sz w:val="16"/>
+        </w:rPr>
+        <w:t xml:space="preserve">■  </w:t>
+      </w:r>
+      <w:r>
+        <w:rPr>
+          <w:rFonts w:ascii="Aptos" w:hAnsi="Aptos"/>
+          <w:b w:val="0"/>
+          <w:i w:val="0"/>
+          <w:color w:val="1A1A1A"/>
+          <w:sz w:val="20"/>
+        </w:rPr>
+        <w:t xml:space="preserve">His mother took out a loan to help him. Who has backed you, and how?</w:t>
+      </w:r>
+    </w:p>
+    <w:p>
+      <w:pPr>
+        <w:spacing w:after="60"/>
+        <w:ind w:left="454" w:hanging="255"/>
+      </w:pPr>
+      <w:r>
+        <w:rPr>
+          <w:rFonts w:ascii="Aptos" w:hAnsi="Aptos"/>
+          <w:b/>
+          <w:i w:val="0"/>
+          <w:color w:val="007A3D"/>
+          <w:sz w:val="16"/>
+        </w:rPr>
+        <w:t xml:space="preserve">■  </w:t>
+      </w:r>
+      <w:r>
+        <w:rPr>
+          <w:rFonts w:ascii="Aptos" w:hAnsi="Aptos"/>
+          <w:b w:val="0"/>
+          <w:i w:val="0"/>
+          <w:color w:val="1A1A1A"/>
+          <w:sz w:val="20"/>
+        </w:rPr>
+        <w:t xml:space="preserve">What problems in your area could technology help solve?</w:t>
+      </w:r>
+    </w:p>
+    <w:p>
+      <w:pPr>
+        <w:spacing w:after="60"/>
+        <w:ind w:left="454" w:hanging="255"/>
+      </w:pPr>
+      <w:r>
+        <w:rPr>
+          <w:rFonts w:ascii="Aptos" w:hAnsi="Aptos"/>
+          <w:b/>
+          <w:i w:val="0"/>
+          <w:color w:val="CE1126"/>
+          <w:sz w:val="16"/>
+        </w:rPr>
+        <w:t xml:space="preserve">■  </w:t>
+      </w:r>
+      <w:r>
+        <w:rPr>
+          <w:rFonts w:ascii="Aptos" w:hAnsi="Aptos"/>
+          <w:b w:val="0"/>
+          <w:i w:val="0"/>
+          <w:color w:val="1A1A1A"/>
+          <w:sz w:val="20"/>
+        </w:rPr>
+        <w:t xml:space="preserve">Why does it matter that the inventor came from the community he wanted to help?</w:t>
+      </w:r>
+    </w:p>
+    <w:p>
+      <w:pPr>
+        <w:spacing w:after="0" w:line="160" w:lineRule="exact"/>
+      </w:pPr>
+      <w:r>
+        <w:rPr>
+          <w:sz w:val="4"/>
+        </w:rPr>
+      </w:r>
+    </w:p>
+    <w:p>
+      <w:pPr>
+        <w:keepNext/>
+        <w:pBdr>
+          <w:top w:val="single" w:sz="4" w:space="4" w:color="007A3D"/>
+          <w:left w:val="single" w:sz="4" w:space="6" w:color="007A3D"/>
+          <w:bottom w:val="single" w:sz="4" w:space="4" w:color="007A3D"/>
+          <w:right w:val="single" w:sz="4" w:space="6" w:color="007A3D"/>
+        </w:pBdr>
+        <w:shd w:val="clear" w:color="auto" w:fill="007A3D"/>
         <w:spacing w:before="200" w:after="120"/>
         <w:ind w:left="68" w:right="68"/>
       </w:pPr>
@@ -3184,7 +3494,7 @@
           <w:color w:val="FFFFFF"/>
           <w:sz w:val="27"/>
         </w:rPr>
-        <w:t xml:space="preserve">7.  What Do You Think?</w:t>
+        <w:t xml:space="preserve">6.  Reflection &amp; Exit Ticket</w:t>
       </w:r>
     </w:p>
     <w:p>
@@ -3197,10 +3507,26 @@
           <w:rFonts w:ascii="Aptos" w:hAnsi="Aptos"/>
           <w:b/>
           <w:i w:val="0"/>
-          <w:color w:val="007A3D"/>
+          <w:color w:val="CE1126"/>
           <w:sz w:val="21"/>
         </w:rPr>
-        <w:t xml:space="preserve">“Young people can solve big problems.” How much do you agree? Circle one.</w:t>
+        <w:t xml:space="preserve">▶  WHERE DO YOU STAND? — CIRCLE A NUMBER</w:t>
+      </w:r>
+    </w:p>
+    <w:p>
+      <w:pPr>
+        <w:keepNext/>
+        <w:spacing w:before="0" w:after="80"/>
+      </w:pPr>
+      <w:r>
+        <w:rPr>
+          <w:rFonts w:ascii="Aptos" w:hAnsi="Aptos"/>
+          <w:b w:val="0"/>
+          <w:i/>
+          <w:color w:val="1A1A1A"/>
+          <w:sz w:val="20"/>
+        </w:rPr>
+        <w:t xml:space="preserve">“Young people can solve big problems.”</w:t>
       </w:r>
     </w:p>
     <w:tbl>
@@ -3215,7 +3541,7 @@
         <w:gridCol w:w="1848"/>
         <w:gridCol w:w="1848"/>
         <w:gridCol w:w="1848"/>
-        <w:gridCol w:w="1849"/>
+        <w:gridCol w:w="1848"/>
       </w:tblGrid>
       <w:tr>
         <w:trPr>
@@ -3230,16 +3556,17 @@
               <w:bottom w:val="single" w:sz="4" w:space="0" w:color="D9C58A"/>
               <w:right w:val="single" w:sz="4" w:space="0" w:color="D9C58A"/>
             </w:tcBorders>
-            <w:tcMar>
-              <w:top w:w="80" w:type="dxa"/>
-              <w:left w:w="140" w:type="dxa"/>
-              <w:bottom w:w="80" w:type="dxa"/>
-              <w:right w:w="140" w:type="dxa"/>
-            </w:tcMar>
-            <w:vAlign w:val="center"/>
-          </w:tcPr>
-          <w:p>
-            <w:pPr>
+            <w:shd w:val="clear" w:color="auto" w:fill="FBE4E7"/>
+            <w:tcMar>
+              <w:top w:w="80" w:type="dxa"/>
+              <w:left w:w="140" w:type="dxa"/>
+              <w:bottom w:w="80" w:type="dxa"/>
+              <w:right w:w="140" w:type="dxa"/>
+            </w:tcMar>
+          </w:tcPr>
+          <w:p>
+            <w:pPr>
+              <w:keepNext/>
               <w:spacing w:after="0"/>
               <w:jc w:val="center"/>
             </w:pPr>
@@ -3251,7 +3578,24 @@
                 <w:color w:val="1A1A1A"/>
                 <w:sz w:val="24"/>
               </w:rPr>
-              <w:t xml:space="preserve">1  Not at all</w:t>
+              <w:t xml:space="preserve">1</w:t>
+            </w:r>
+          </w:p>
+          <w:p>
+            <w:pPr>
+              <w:keepNext/>
+              <w:spacing w:after="0"/>
+              <w:jc w:val="center"/>
+            </w:pPr>
+            <w:r>
+              <w:rPr>
+                <w:rFonts w:ascii="Aptos" w:hAnsi="Aptos"/>
+                <w:b w:val="0"/>
+                <w:i w:val="0"/>
+                <w:color w:val="5E5E5E"/>
+                <w:sz w:val="16"/>
+              </w:rPr>
+              <w:t xml:space="preserve">Strongly disagree</w:t>
             </w:r>
           </w:p>
         </w:tc>
@@ -3264,16 +3608,17 @@
               <w:bottom w:val="single" w:sz="4" w:space="0" w:color="D9C58A"/>
               <w:right w:val="single" w:sz="4" w:space="0" w:color="D9C58A"/>
             </w:tcBorders>
-            <w:tcMar>
-              <w:top w:w="80" w:type="dxa"/>
-              <w:left w:w="140" w:type="dxa"/>
-              <w:bottom w:w="80" w:type="dxa"/>
-              <w:right w:w="140" w:type="dxa"/>
-            </w:tcMar>
-            <w:vAlign w:val="center"/>
-          </w:tcPr>
-          <w:p>
-            <w:pPr>
+            <w:shd w:val="clear" w:color="auto" w:fill="FFF3CC"/>
+            <w:tcMar>
+              <w:top w:w="80" w:type="dxa"/>
+              <w:left w:w="140" w:type="dxa"/>
+              <w:bottom w:w="80" w:type="dxa"/>
+              <w:right w:w="140" w:type="dxa"/>
+            </w:tcMar>
+          </w:tcPr>
+          <w:p>
+            <w:pPr>
+              <w:keepNext/>
               <w:spacing w:after="0"/>
               <w:jc w:val="center"/>
             </w:pPr>
@@ -3288,6 +3633,23 @@
               <w:t xml:space="preserve">2</w:t>
             </w:r>
           </w:p>
+          <w:p>
+            <w:pPr>
+              <w:keepNext/>
+              <w:spacing w:after="0"/>
+              <w:jc w:val="center"/>
+            </w:pPr>
+            <w:r>
+              <w:rPr>
+                <w:rFonts w:ascii="Aptos" w:hAnsi="Aptos"/>
+                <w:b w:val="0"/>
+                <w:i w:val="0"/>
+                <w:color w:val="5E5E5E"/>
+                <w:sz w:val="16"/>
+              </w:rPr>
+              <w:t xml:space="preserve">Disagree</w:t>
+            </w:r>
+          </w:p>
         </w:tc>
         <w:tc>
           <w:tcPr>
@@ -3298,16 +3660,17 @@
               <w:bottom w:val="single" w:sz="4" w:space="0" w:color="D9C58A"/>
               <w:right w:val="single" w:sz="4" w:space="0" w:color="D9C58A"/>
             </w:tcBorders>
-            <w:tcMar>
-              <w:top w:w="80" w:type="dxa"/>
-              <w:left w:w="140" w:type="dxa"/>
-              <w:bottom w:w="80" w:type="dxa"/>
-              <w:right w:w="140" w:type="dxa"/>
-            </w:tcMar>
-            <w:vAlign w:val="center"/>
-          </w:tcPr>
-          <w:p>
-            <w:pPr>
+            <w:shd w:val="clear" w:color="auto" w:fill="FFF3CC"/>
+            <w:tcMar>
+              <w:top w:w="80" w:type="dxa"/>
+              <w:left w:w="140" w:type="dxa"/>
+              <w:bottom w:w="80" w:type="dxa"/>
+              <w:right w:w="140" w:type="dxa"/>
+            </w:tcMar>
+          </w:tcPr>
+          <w:p>
+            <w:pPr>
+              <w:keepNext/>
               <w:spacing w:after="0"/>
               <w:jc w:val="center"/>
             </w:pPr>
@@ -3322,6 +3685,23 @@
               <w:t xml:space="preserve">3</w:t>
             </w:r>
           </w:p>
+          <w:p>
+            <w:pPr>
+              <w:keepNext/>
+              <w:spacing w:after="0"/>
+              <w:jc w:val="center"/>
+            </w:pPr>
+            <w:r>
+              <w:rPr>
+                <w:rFonts w:ascii="Aptos" w:hAnsi="Aptos"/>
+                <w:b w:val="0"/>
+                <w:i w:val="0"/>
+                <w:color w:val="5E5E5E"/>
+                <w:sz w:val="16"/>
+              </w:rPr>
+              <w:t xml:space="preserve">Not sure</w:t>
+            </w:r>
+          </w:p>
         </w:tc>
         <w:tc>
           <w:tcPr>
@@ -3332,16 +3712,17 @@
               <w:bottom w:val="single" w:sz="4" w:space="0" w:color="D9C58A"/>
               <w:right w:val="single" w:sz="4" w:space="0" w:color="D9C58A"/>
             </w:tcBorders>
-            <w:tcMar>
-              <w:top w:w="80" w:type="dxa"/>
-              <w:left w:w="140" w:type="dxa"/>
-              <w:bottom w:w="80" w:type="dxa"/>
-              <w:right w:w="140" w:type="dxa"/>
-            </w:tcMar>
-            <w:vAlign w:val="center"/>
-          </w:tcPr>
-          <w:p>
-            <w:pPr>
+            <w:shd w:val="clear" w:color="auto" w:fill="DDF0E4"/>
+            <w:tcMar>
+              <w:top w:w="80" w:type="dxa"/>
+              <w:left w:w="140" w:type="dxa"/>
+              <w:bottom w:w="80" w:type="dxa"/>
+              <w:right w:w="140" w:type="dxa"/>
+            </w:tcMar>
+          </w:tcPr>
+          <w:p>
+            <w:pPr>
+              <w:keepNext/>
               <w:spacing w:after="0"/>
               <w:jc w:val="center"/>
             </w:pPr>
@@ -3356,38 +3737,73 @@
               <w:t xml:space="preserve">4</w:t>
             </w:r>
           </w:p>
-        </w:tc>
-        <w:tc>
-          <w:tcPr>
-            <w:tcW w:type="dxa" w:w="1849"/>
-            <w:tcBorders>
-              <w:top w:val="single" w:sz="4" w:space="0" w:color="D9C58A"/>
-              <w:left w:val="single" w:sz="4" w:space="0" w:color="D9C58A"/>
-              <w:bottom w:val="single" w:sz="4" w:space="0" w:color="D9C58A"/>
-              <w:right w:val="single" w:sz="4" w:space="0" w:color="D9C58A"/>
-            </w:tcBorders>
-            <w:tcMar>
-              <w:top w:w="80" w:type="dxa"/>
-              <w:left w:w="140" w:type="dxa"/>
-              <w:bottom w:w="80" w:type="dxa"/>
-              <w:right w:w="140" w:type="dxa"/>
-            </w:tcMar>
-            <w:vAlign w:val="center"/>
-          </w:tcPr>
-          <w:p>
-            <w:pPr>
+          <w:p>
+            <w:pPr>
+              <w:keepNext/>
               <w:spacing w:after="0"/>
               <w:jc w:val="center"/>
             </w:pPr>
             <w:r>
               <w:rPr>
                 <w:rFonts w:ascii="Aptos" w:hAnsi="Aptos"/>
+                <w:b w:val="0"/>
+                <w:i w:val="0"/>
+                <w:color w:val="5E5E5E"/>
+                <w:sz w:val="16"/>
+              </w:rPr>
+              <w:t xml:space="preserve">Agree</w:t>
+            </w:r>
+          </w:p>
+        </w:tc>
+        <w:tc>
+          <w:tcPr>
+            <w:tcW w:type="dxa" w:w="1848"/>
+            <w:tcBorders>
+              <w:top w:val="single" w:sz="4" w:space="0" w:color="D9C58A"/>
+              <w:left w:val="single" w:sz="4" w:space="0" w:color="D9C58A"/>
+              <w:bottom w:val="single" w:sz="4" w:space="0" w:color="D9C58A"/>
+              <w:right w:val="single" w:sz="4" w:space="0" w:color="D9C58A"/>
+            </w:tcBorders>
+            <w:shd w:val="clear" w:color="auto" w:fill="DDF0E4"/>
+            <w:tcMar>
+              <w:top w:w="80" w:type="dxa"/>
+              <w:left w:w="140" w:type="dxa"/>
+              <w:bottom w:w="80" w:type="dxa"/>
+              <w:right w:w="140" w:type="dxa"/>
+            </w:tcMar>
+          </w:tcPr>
+          <w:p>
+            <w:pPr>
+              <w:keepNext/>
+              <w:spacing w:after="0"/>
+              <w:jc w:val="center"/>
+            </w:pPr>
+            <w:r>
+              <w:rPr>
+                <w:rFonts w:ascii="Aptos" w:hAnsi="Aptos"/>
                 <w:b/>
                 <w:i w:val="0"/>
                 <w:color w:val="1A1A1A"/>
                 <w:sz w:val="24"/>
               </w:rPr>
-              <w:t xml:space="preserve">5  Completely</w:t>
+              <w:t xml:space="preserve">5</w:t>
+            </w:r>
+          </w:p>
+          <w:p>
+            <w:pPr>
+              <w:keepNext/>
+              <w:spacing w:after="0"/>
+              <w:jc w:val="center"/>
+            </w:pPr>
+            <w:r>
+              <w:rPr>
+                <w:rFonts w:ascii="Aptos" w:hAnsi="Aptos"/>
+                <w:b w:val="0"/>
+                <w:i w:val="0"/>
+                <w:color w:val="5E5E5E"/>
+                <w:sz w:val="16"/>
+              </w:rPr>
+              <w:t xml:space="preserve">Strongly agree</w:t>
             </w:r>
           </w:p>
         </w:tc>
@@ -3395,6 +3811,7 @@
     </w:tbl>
     <w:p>
       <w:pPr>
+        <w:keepNext/>
         <w:spacing w:after="0" w:line="160" w:lineRule="exact"/>
       </w:pPr>
       <w:r>
@@ -3416,7 +3833,7 @@
           <w:color w:val="007A3D"/>
           <w:sz w:val="21"/>
         </w:rPr>
-        <w:t xml:space="preserve">Explain your choice.</w:t>
+        <w:t xml:space="preserve">Because…</w:t>
       </w:r>
     </w:p>
     <w:tbl>
@@ -3451,60 +3868,339 @@
           </w:p>
         </w:tc>
       </w:tr>
+    </w:tbl>
+    <w:p>
+      <w:pPr>
+        <w:keepNext/>
+        <w:spacing w:after="0" w:line="160" w:lineRule="exact"/>
+      </w:pPr>
+      <w:r>
+        <w:rPr>
+          <w:sz w:val="4"/>
+        </w:rPr>
+      </w:r>
+    </w:p>
+    <w:p>
+      <w:pPr>
+        <w:keepNext/>
+        <w:spacing w:before="0" w:after="40"/>
+      </w:pPr>
+      <w:r>
+        <w:rPr>
+          <w:rFonts w:ascii="Aptos" w:hAnsi="Aptos"/>
+          <w:b/>
+          <w:i w:val="0"/>
+          <w:color w:val="CE1126"/>
+          <w:sz w:val="21"/>
+        </w:rPr>
+        <w:t xml:space="preserve">▶  CONFIDENCE CHECK — CIRCLE ONE</w:t>
+      </w:r>
+    </w:p>
+    <w:p>
+      <w:pPr>
+        <w:keepNext/>
+        <w:spacing w:before="0" w:after="80"/>
+      </w:pPr>
+      <w:r>
+        <w:rPr>
+          <w:rFonts w:ascii="Aptos" w:hAnsi="Aptos"/>
+          <w:b w:val="0"/>
+          <w:i w:val="0"/>
+          <w:color w:val="1A1A1A"/>
+          <w:sz w:val="20"/>
+        </w:rPr>
+        <w:t xml:space="preserve">How confident do I feel about today's topic?</w:t>
+      </w:r>
+    </w:p>
+    <w:tbl>
+      <w:tblPr>
+        <w:tblW w:type="auto" w:w="0"/>
+        <w:jc w:val="center"/>
+        <w:tblLayout w:type="fixed"/>
+        <w:tblLook w:firstColumn="1" w:firstRow="1" w:lastColumn="0" w:lastRow="0" w:noHBand="0" w:noVBand="1" w:val="04A0"/>
+      </w:tblPr>
+      <w:tblGrid>
+        <w:gridCol w:w="1848"/>
+        <w:gridCol w:w="1848"/>
+        <w:gridCol w:w="1848"/>
+        <w:gridCol w:w="1848"/>
+        <w:gridCol w:w="1848"/>
+      </w:tblGrid>
       <w:tr>
         <w:trPr>
-          <w:trHeight w:val="442" w:hRule="exact"/>
+          <w:cantSplit/>
         </w:trPr>
         <w:tc>
           <w:tcPr>
-            <w:tcW w:type="dxa" w:w="9242"/>
-            <w:tcBorders>
-              <w:top w:val="nil"/>
-              <w:left w:val="nil"/>
-              <w:bottom w:val="single" w:sz="6" w:space="0" w:color="BDBDBD"/>
-              <w:right w:val="nil"/>
-            </w:tcBorders>
-          </w:tcPr>
-          <w:p>
-            <w:pPr>
-              <w:spacing w:after="0"/>
-            </w:pPr>
+            <w:tcW w:type="dxa" w:w="1848"/>
+            <w:tcBorders>
+              <w:top w:val="single" w:sz="4" w:space="0" w:color="D9C58A"/>
+              <w:left w:val="single" w:sz="4" w:space="0" w:color="D9C58A"/>
+              <w:bottom w:val="single" w:sz="4" w:space="0" w:color="D9C58A"/>
+              <w:right w:val="single" w:sz="4" w:space="0" w:color="D9C58A"/>
+            </w:tcBorders>
+            <w:shd w:val="clear" w:color="auto" w:fill="FBE4E7"/>
+            <w:tcMar>
+              <w:top w:w="80" w:type="dxa"/>
+              <w:left w:w="140" w:type="dxa"/>
+              <w:bottom w:w="80" w:type="dxa"/>
+              <w:right w:w="140" w:type="dxa"/>
+            </w:tcMar>
+          </w:tcPr>
+          <w:p>
+            <w:pPr>
+              <w:keepNext/>
+              <w:spacing w:after="0"/>
+              <w:jc w:val="center"/>
+            </w:pPr>
+            <w:r>
+              <w:rPr>
+                <w:rFonts w:ascii="Aptos" w:hAnsi="Aptos"/>
+                <w:b/>
+                <w:i w:val="0"/>
+                <w:color w:val="1A1A1A"/>
+                <w:sz w:val="24"/>
+              </w:rPr>
+              <w:t xml:space="preserve">1</w:t>
+            </w:r>
+          </w:p>
+          <w:p>
+            <w:pPr>
+              <w:keepNext/>
+              <w:spacing w:after="0"/>
+              <w:jc w:val="center"/>
+            </w:pPr>
+            <w:r>
+              <w:rPr>
+                <w:rFonts w:ascii="Aptos" w:hAnsi="Aptos"/>
+                <w:b w:val="0"/>
+                <w:i w:val="0"/>
+                <w:color w:val="5E5E5E"/>
+                <w:sz w:val="16"/>
+              </w:rPr>
+              <w:t xml:space="preserve">Not at all</w:t>
+            </w:r>
+          </w:p>
+        </w:tc>
+        <w:tc>
+          <w:tcPr>
+            <w:tcW w:type="dxa" w:w="1848"/>
+            <w:tcBorders>
+              <w:top w:val="single" w:sz="4" w:space="0" w:color="D9C58A"/>
+              <w:left w:val="single" w:sz="4" w:space="0" w:color="D9C58A"/>
+              <w:bottom w:val="single" w:sz="4" w:space="0" w:color="D9C58A"/>
+              <w:right w:val="single" w:sz="4" w:space="0" w:color="D9C58A"/>
+            </w:tcBorders>
+            <w:shd w:val="clear" w:color="auto" w:fill="FFF3CC"/>
+            <w:tcMar>
+              <w:top w:w="80" w:type="dxa"/>
+              <w:left w:w="140" w:type="dxa"/>
+              <w:bottom w:w="80" w:type="dxa"/>
+              <w:right w:w="140" w:type="dxa"/>
+            </w:tcMar>
+          </w:tcPr>
+          <w:p>
+            <w:pPr>
+              <w:keepNext/>
+              <w:spacing w:after="0"/>
+              <w:jc w:val="center"/>
+            </w:pPr>
+            <w:r>
+              <w:rPr>
+                <w:rFonts w:ascii="Aptos" w:hAnsi="Aptos"/>
+                <w:b/>
+                <w:i w:val="0"/>
+                <w:color w:val="1A1A1A"/>
+                <w:sz w:val="24"/>
+              </w:rPr>
+              <w:t xml:space="preserve">2</w:t>
+            </w:r>
+          </w:p>
+          <w:p>
+            <w:pPr>
+              <w:keepNext/>
+              <w:spacing w:after="0"/>
+              <w:jc w:val="center"/>
+            </w:pPr>
+            <w:r>
+              <w:rPr>
+                <w:rFonts w:ascii="Aptos" w:hAnsi="Aptos"/>
+                <w:b w:val="0"/>
+                <w:i w:val="0"/>
+                <w:color w:val="5E5E5E"/>
+                <w:sz w:val="16"/>
+              </w:rPr>
+              <w:t xml:space="preserve">A little</w:t>
+            </w:r>
+          </w:p>
+        </w:tc>
+        <w:tc>
+          <w:tcPr>
+            <w:tcW w:type="dxa" w:w="1848"/>
+            <w:tcBorders>
+              <w:top w:val="single" w:sz="4" w:space="0" w:color="D9C58A"/>
+              <w:left w:val="single" w:sz="4" w:space="0" w:color="D9C58A"/>
+              <w:bottom w:val="single" w:sz="4" w:space="0" w:color="D9C58A"/>
+              <w:right w:val="single" w:sz="4" w:space="0" w:color="D9C58A"/>
+            </w:tcBorders>
+            <w:shd w:val="clear" w:color="auto" w:fill="FFF3CC"/>
+            <w:tcMar>
+              <w:top w:w="80" w:type="dxa"/>
+              <w:left w:w="140" w:type="dxa"/>
+              <w:bottom w:w="80" w:type="dxa"/>
+              <w:right w:w="140" w:type="dxa"/>
+            </w:tcMar>
+          </w:tcPr>
+          <w:p>
+            <w:pPr>
+              <w:keepNext/>
+              <w:spacing w:after="0"/>
+              <w:jc w:val="center"/>
+            </w:pPr>
+            <w:r>
+              <w:rPr>
+                <w:rFonts w:ascii="Aptos" w:hAnsi="Aptos"/>
+                <w:b/>
+                <w:i w:val="0"/>
+                <w:color w:val="1A1A1A"/>
+                <w:sz w:val="24"/>
+              </w:rPr>
+              <w:t xml:space="preserve">3</w:t>
+            </w:r>
+          </w:p>
+          <w:p>
+            <w:pPr>
+              <w:keepNext/>
+              <w:spacing w:after="0"/>
+              <w:jc w:val="center"/>
+            </w:pPr>
+            <w:r>
+              <w:rPr>
+                <w:rFonts w:ascii="Aptos" w:hAnsi="Aptos"/>
+                <w:b w:val="0"/>
+                <w:i w:val="0"/>
+                <w:color w:val="5E5E5E"/>
+                <w:sz w:val="16"/>
+              </w:rPr>
+              <w:t xml:space="preserve">Getting there</w:t>
+            </w:r>
+          </w:p>
+        </w:tc>
+        <w:tc>
+          <w:tcPr>
+            <w:tcW w:type="dxa" w:w="1848"/>
+            <w:tcBorders>
+              <w:top w:val="single" w:sz="4" w:space="0" w:color="D9C58A"/>
+              <w:left w:val="single" w:sz="4" w:space="0" w:color="D9C58A"/>
+              <w:bottom w:val="single" w:sz="4" w:space="0" w:color="D9C58A"/>
+              <w:right w:val="single" w:sz="4" w:space="0" w:color="D9C58A"/>
+            </w:tcBorders>
+            <w:shd w:val="clear" w:color="auto" w:fill="DDF0E4"/>
+            <w:tcMar>
+              <w:top w:w="80" w:type="dxa"/>
+              <w:left w:w="140" w:type="dxa"/>
+              <w:bottom w:w="80" w:type="dxa"/>
+              <w:right w:w="140" w:type="dxa"/>
+            </w:tcMar>
+          </w:tcPr>
+          <w:p>
+            <w:pPr>
+              <w:keepNext/>
+              <w:spacing w:after="0"/>
+              <w:jc w:val="center"/>
+            </w:pPr>
+            <w:r>
+              <w:rPr>
+                <w:rFonts w:ascii="Aptos" w:hAnsi="Aptos"/>
+                <w:b/>
+                <w:i w:val="0"/>
+                <w:color w:val="1A1A1A"/>
+                <w:sz w:val="24"/>
+              </w:rPr>
+              <w:t xml:space="preserve">4</w:t>
+            </w:r>
+          </w:p>
+          <w:p>
+            <w:pPr>
+              <w:keepNext/>
+              <w:spacing w:after="0"/>
+              <w:jc w:val="center"/>
+            </w:pPr>
+            <w:r>
+              <w:rPr>
+                <w:rFonts w:ascii="Aptos" w:hAnsi="Aptos"/>
+                <w:b w:val="0"/>
+                <w:i w:val="0"/>
+                <w:color w:val="5E5E5E"/>
+                <w:sz w:val="16"/>
+              </w:rPr>
+              <w:t xml:space="preserve">Confident</w:t>
+            </w:r>
+          </w:p>
+        </w:tc>
+        <w:tc>
+          <w:tcPr>
+            <w:tcW w:type="dxa" w:w="1848"/>
+            <w:tcBorders>
+              <w:top w:val="single" w:sz="4" w:space="0" w:color="D9C58A"/>
+              <w:left w:val="single" w:sz="4" w:space="0" w:color="D9C58A"/>
+              <w:bottom w:val="single" w:sz="4" w:space="0" w:color="D9C58A"/>
+              <w:right w:val="single" w:sz="4" w:space="0" w:color="D9C58A"/>
+            </w:tcBorders>
+            <w:shd w:val="clear" w:color="auto" w:fill="DDF0E4"/>
+            <w:tcMar>
+              <w:top w:w="80" w:type="dxa"/>
+              <w:left w:w="140" w:type="dxa"/>
+              <w:bottom w:w="80" w:type="dxa"/>
+              <w:right w:w="140" w:type="dxa"/>
+            </w:tcMar>
+          </w:tcPr>
+          <w:p>
+            <w:pPr>
+              <w:keepNext/>
+              <w:spacing w:after="0"/>
+              <w:jc w:val="center"/>
+            </w:pPr>
+            <w:r>
+              <w:rPr>
+                <w:rFonts w:ascii="Aptos" w:hAnsi="Aptos"/>
+                <w:b/>
+                <w:i w:val="0"/>
+                <w:color w:val="1A1A1A"/>
+                <w:sz w:val="24"/>
+              </w:rPr>
+              <w:t xml:space="preserve">5</w:t>
+            </w:r>
+          </w:p>
+          <w:p>
+            <w:pPr>
+              <w:keepNext/>
+              <w:spacing w:after="0"/>
+              <w:jc w:val="center"/>
+            </w:pPr>
+            <w:r>
+              <w:rPr>
+                <w:rFonts w:ascii="Aptos" w:hAnsi="Aptos"/>
+                <w:b w:val="0"/>
+                <w:i w:val="0"/>
+                <w:color w:val="5E5E5E"/>
+                <w:sz w:val="16"/>
+              </w:rPr>
+              <w:t xml:space="preserve">Very confident</w:t>
+            </w:r>
           </w:p>
         </w:tc>
       </w:tr>
     </w:tbl>
     <w:p>
       <w:pPr>
+        <w:keepNext/>
         <w:spacing w:after="0" w:line="160" w:lineRule="exact"/>
       </w:pPr>
       <w:r>
         <w:rPr>
           <w:sz w:val="4"/>
         </w:rPr>
-      </w:r>
-    </w:p>
-    <w:p>
-      <w:pPr>
-        <w:keepNext/>
-        <w:pBdr>
-          <w:top w:val="single" w:sz="4" w:space="4" w:color="E8A800"/>
-          <w:left w:val="single" w:sz="4" w:space="6" w:color="E8A800"/>
-          <w:bottom w:val="single" w:sz="4" w:space="4" w:color="E8A800"/>
-          <w:right w:val="single" w:sz="4" w:space="6" w:color="E8A800"/>
-        </w:pBdr>
-        <w:shd w:val="clear" w:color="auto" w:fill="E8A800"/>
-        <w:spacing w:before="200" w:after="120"/>
-        <w:ind w:left="68" w:right="68"/>
-      </w:pPr>
-      <w:r>
-        <w:rPr>
-          <w:rFonts w:ascii="Aptos Display" w:hAnsi="Aptos Display"/>
-          <w:b/>
-          <w:i w:val="0"/>
-          <w:color w:val="1A1A1A"/>
-          <w:sz w:val="27"/>
-        </w:rPr>
-        <w:t xml:space="preserve">8.  Exit Ticket</w:t>
       </w:r>
     </w:p>
     <w:tbl>
@@ -3615,7 +4311,6 @@
           </w:tcPr>
           <w:p>
             <w:pPr>
-              <w:keepNext/>
               <w:spacing w:after="0"/>
             </w:pPr>
             <w:r>
@@ -3626,7 +4321,7 @@
                 <w:color w:val="007A3D"/>
                 <w:sz w:val="21"/>
               </w:rPr>
-              <w:t xml:space="preserve">One quality that helped Arthur succeed, and why:</w:t>
+              <w:t xml:space="preserve">One quality that helped Arthur succeed:</w:t>
             </w:r>
           </w:p>
         </w:tc>
@@ -3648,7 +4343,6 @@
           </w:tcPr>
           <w:p>
             <w:pPr>
-              <w:keepNext/>
               <w:spacing w:after="0"/>
             </w:pPr>
             <w:r>
@@ -3660,77 +4354,6 @@
                 <w:sz w:val="20"/>
               </w:rPr>
               <w:t xml:space="preserve"/>
-            </w:r>
-          </w:p>
-        </w:tc>
-      </w:tr>
-      <w:tr>
-        <w:trPr>
-          <w:cantSplit/>
-          <w:trHeight w:val="623" w:hRule="atLeast"/>
-        </w:trPr>
-        <w:tc>
-          <w:tcPr>
-            <w:tcW w:type="dxa" w:w="3628"/>
-            <w:tcBorders>
-              <w:top w:val="single" w:sz="4" w:space="0" w:color="D9C58A"/>
-              <w:left w:val="single" w:sz="4" w:space="0" w:color="D9C58A"/>
-              <w:bottom w:val="single" w:sz="4" w:space="0" w:color="D9C58A"/>
-              <w:right w:val="single" w:sz="4" w:space="0" w:color="D9C58A"/>
-            </w:tcBorders>
-            <w:shd w:val="clear" w:color="auto" w:fill="DDF0E4"/>
-            <w:tcMar>
-              <w:top w:w="80" w:type="dxa"/>
-              <w:left w:w="140" w:type="dxa"/>
-              <w:bottom w:w="80" w:type="dxa"/>
-              <w:right w:w="140" w:type="dxa"/>
-            </w:tcMar>
-          </w:tcPr>
-          <w:p>
-            <w:pPr>
-              <w:spacing w:after="0"/>
-            </w:pPr>
-            <w:r>
-              <w:rPr>
-                <w:rFonts w:ascii="Aptos" w:hAnsi="Aptos"/>
-                <w:b/>
-                <w:i w:val="0"/>
-                <w:color w:val="007A3D"/>
-                <w:sz w:val="21"/>
-              </w:rPr>
-              <w:t xml:space="preserve">How confident am I explaining this story? Circle one.</w:t>
-            </w:r>
-          </w:p>
-        </w:tc>
-        <w:tc>
-          <w:tcPr>
-            <w:tcW w:type="dxa" w:w="5613"/>
-            <w:tcBorders>
-              <w:top w:val="single" w:sz="4" w:space="0" w:color="D9C58A"/>
-              <w:left w:val="single" w:sz="4" w:space="0" w:color="D9C58A"/>
-              <w:bottom w:val="single" w:sz="4" w:space="0" w:color="D9C58A"/>
-              <w:right w:val="single" w:sz="4" w:space="0" w:color="D9C58A"/>
-            </w:tcBorders>
-            <w:tcMar>
-              <w:top w:w="80" w:type="dxa"/>
-              <w:left w:w="140" w:type="dxa"/>
-              <w:bottom w:w="80" w:type="dxa"/>
-              <w:right w:w="140" w:type="dxa"/>
-            </w:tcMar>
-          </w:tcPr>
-          <w:p>
-            <w:pPr>
-              <w:spacing w:after="0"/>
-            </w:pPr>
-            <w:r>
-              <w:rPr>
-                <w:rFonts w:ascii="Aptos" w:hAnsi="Aptos"/>
-                <w:b w:val="0"/>
-                <w:i w:val="0"/>
-                <w:color w:val="1A1A1A"/>
-                <w:sz w:val="20"/>
-              </w:rPr>
-              <w:t xml:space="preserve">1        2        3        4        5</w:t>
             </w:r>
           </w:p>
         </w:tc>
